--- a/penulisan bab/03 draft/ProposalSkripsi_RakaGemilangFerdianaAtmaja.docx
+++ b/penulisan bab/03 draft/ProposalSkripsi_RakaGemilangFerdianaAtmaja.docx
@@ -1,6 +1,6 @@
 
 <file path=word/document.xml><?xml version="1.0" encoding="utf-8"?>
-<w:document xmlns:wpc="http://schemas.microsoft.com/office/word/2010/wordprocessingCanvas" xmlns:cx="http://schemas.microsoft.com/office/drawing/2014/chartex" xmlns:cx1="http://schemas.microsoft.com/office/drawing/2015/9/8/chartex" xmlns:cx2="http://schemas.microsoft.com/office/drawing/2015/10/21/chartex" xmlns:cx3="http://schemas.microsoft.com/office/drawing/2016/5/9/chartex" xmlns:cx4="http://schemas.microsoft.com/office/drawing/2016/5/10/chartex" xmlns:cx5="http://schemas.microsoft.com/office/drawing/2016/5/11/chartex" xmlns:cx6="http://schemas.microsoft.com/office/drawing/2016/5/12/chartex" xmlns:cx7="http://schemas.microsoft.com/office/drawing/2016/5/13/chartex" xmlns:cx8="http://schemas.microsoft.com/office/drawing/2016/5/14/chartex" xmlns:mc="http://schemas.openxmlformats.org/markup-compatibility/2006" xmlns:aink="http://schemas.microsoft.com/office/drawing/2016/ink" xmlns:am3d="http://schemas.microsoft.com/office/drawing/2017/model3d" xmlns:o="urn:schemas-microsoft-com:office:office" xmlns:oel="http://schemas.microsoft.com/office/2019/extlst" xmlns:r="http://schemas.openxmlformats.org/officeDocument/2006/relationships" xmlns:m="http://schemas.openxmlformats.org/officeDocument/2006/math" xmlns:v="urn:schemas-microsoft-com:vml" xmlns:wp14="http://schemas.microsoft.com/office/word/2010/wordprocessingDrawing" xmlns:wp="http://schemas.openxmlformats.org/drawingml/2006/wordprocessingDrawing" xmlns:w10="urn:schemas-microsoft-com:office:word" xmlns:w="http://schemas.openxmlformats.org/wordprocessingml/2006/main" xmlns:w14="http://schemas.microsoft.com/office/word/2010/wordml" xmlns:w15="http://schemas.microsoft.com/office/word/2012/wordml" xmlns:w16cex="http://schemas.microsoft.com/office/word/2018/wordml/cex" xmlns:w16cid="http://schemas.microsoft.com/office/word/2016/wordml/cid" xmlns:w16="http://schemas.microsoft.com/office/word/2018/wordml" xmlns:w16du="http://schemas.microsoft.com/office/word/2023/wordml/word16du" xmlns:w16sdtdh="http://schemas.microsoft.com/office/word/2020/wordml/sdtdatahash" xmlns:w16sdtfl="http://schemas.microsoft.com/office/word/2024/wordml/sdtformatlock" xmlns:w16se="http://schemas.microsoft.com/office/word/2015/wordml/symex" xmlns:wpg="http://schemas.microsoft.com/office/word/2010/wordprocessingGroup" xmlns:wpi="http://schemas.microsoft.com/office/word/2010/wordprocessingInk" xmlns:wne="http://schemas.microsoft.com/office/word/2006/wordml" xmlns:wps="http://schemas.microsoft.com/office/word/2010/wordprocessingShape" mc:Ignorable="w14 w15 w16se w16cid w16 w16cex w16sdtdh w16sdtfl w16du wp14">
+<w:document xmlns:wpc="http://schemas.microsoft.com/office/word/2010/wordprocessingCanvas" xmlns:cx="http://schemas.microsoft.com/office/drawing/2014/chartex" xmlns:cx1="http://schemas.microsoft.com/office/drawing/2015/9/8/chartex" xmlns:cx2="http://schemas.microsoft.com/office/drawing/2015/10/21/chartex" xmlns:cx3="http://schemas.microsoft.com/office/drawing/2016/5/9/chartex" xmlns:cx4="http://schemas.microsoft.com/office/drawing/2016/5/10/chartex" xmlns:cx5="http://schemas.microsoft.com/office/drawing/2016/5/11/chartex" xmlns:cx6="http://schemas.microsoft.com/office/drawing/2016/5/12/chartex" xmlns:cx7="http://schemas.microsoft.com/office/drawing/2016/5/13/chartex" xmlns:cx8="http://schemas.microsoft.com/office/drawing/2016/5/14/chartex" xmlns:mc="http://schemas.openxmlformats.org/markup-compatibility/2006" xmlns:aink="http://schemas.microsoft.com/office/drawing/2016/ink" xmlns:am3d="http://schemas.microsoft.com/office/drawing/2017/model3d" xmlns:o="urn:schemas-microsoft-com:office:office" xmlns:r="http://schemas.openxmlformats.org/officeDocument/2006/relationships" xmlns:m="http://schemas.openxmlformats.org/officeDocument/2006/math" xmlns:v="urn:schemas-microsoft-com:vml" xmlns:wp14="http://schemas.microsoft.com/office/word/2010/wordprocessingDrawing" xmlns:wp="http://schemas.openxmlformats.org/drawingml/2006/wordprocessingDrawing" xmlns:w10="urn:schemas-microsoft-com:office:word" xmlns:w="http://schemas.openxmlformats.org/wordprocessingml/2006/main" xmlns:w14="http://schemas.microsoft.com/office/word/2010/wordml" xmlns:w15="http://schemas.microsoft.com/office/word/2012/wordml" xmlns:w16cex="http://schemas.microsoft.com/office/word/2018/wordml/cex" xmlns:w16cid="http://schemas.microsoft.com/office/word/2016/wordml/cid" xmlns:w16="http://schemas.microsoft.com/office/word/2018/wordml" xmlns:w16sdtdh="http://schemas.microsoft.com/office/word/2020/wordml/sdtdatahash" xmlns:w16se="http://schemas.microsoft.com/office/word/2015/wordml/symex" xmlns:wpg="http://schemas.microsoft.com/office/word/2010/wordprocessingGroup" xmlns:wpi="http://schemas.microsoft.com/office/word/2010/wordprocessingInk" xmlns:wne="http://schemas.microsoft.com/office/word/2006/wordml" xmlns:wps="http://schemas.microsoft.com/office/word/2010/wordprocessingShape" mc:Ignorable="w14 w15 w16se w16cid w16 w16cex w16sdtdh wp14">
   <w:body>
     <w:p>
       <w:pPr>
@@ -946,11 +946,19 @@
                 <w:rFonts w:ascii="Times New Roman" w:hAnsi="Times New Roman" w:cs="Times New Roman"/>
               </w:rPr>
             </w:pPr>
+            <w:proofErr w:type="spellStart"/>
             <w:r>
               <w:rPr>
                 <w:rFonts w:ascii="Times New Roman" w:hAnsi="Times New Roman" w:cs="Times New Roman"/>
               </w:rPr>
-              <w:t xml:space="preserve">Dekan </w:t>
+              <w:t>Dekan</w:t>
+            </w:r>
+            <w:proofErr w:type="spellEnd"/>
+            <w:r>
+              <w:rPr>
+                <w:rFonts w:ascii="Times New Roman" w:hAnsi="Times New Roman" w:cs="Times New Roman"/>
+              </w:rPr>
+              <w:t xml:space="preserve"> </w:t>
             </w:r>
             <w:proofErr w:type="spellStart"/>
             <w:r>
@@ -1028,7 +1036,21 @@
               <w:rPr>
                 <w:rFonts w:ascii="Times New Roman" w:hAnsi="Times New Roman" w:cs="Times New Roman"/>
               </w:rPr>
-              <w:t xml:space="preserve"> Program Studi Teknik </w:t>
+              <w:t xml:space="preserve"> Program </w:t>
+            </w:r>
+            <w:proofErr w:type="spellStart"/>
+            <w:r>
+              <w:rPr>
+                <w:rFonts w:ascii="Times New Roman" w:hAnsi="Times New Roman" w:cs="Times New Roman"/>
+              </w:rPr>
+              <w:t>Studi</w:t>
+            </w:r>
+            <w:proofErr w:type="spellEnd"/>
+            <w:r>
+              <w:rPr>
+                <w:rFonts w:ascii="Times New Roman" w:hAnsi="Times New Roman" w:cs="Times New Roman"/>
+              </w:rPr>
+              <w:t xml:space="preserve"> Teknik </w:t>
             </w:r>
             <w:proofErr w:type="spellStart"/>
             <w:r>
@@ -1178,7 +1200,21 @@
               <w:rPr>
                 <w:rFonts w:ascii="Times New Roman" w:hAnsi="Times New Roman" w:cs="Times New Roman"/>
               </w:rPr>
-              <w:t xml:space="preserve">Yusuf Muharam, </w:t>
+              <w:t xml:space="preserve">Yusuf </w:t>
+            </w:r>
+            <w:proofErr w:type="spellStart"/>
+            <w:r>
+              <w:rPr>
+                <w:rFonts w:ascii="Times New Roman" w:hAnsi="Times New Roman" w:cs="Times New Roman"/>
+              </w:rPr>
+              <w:t>Muharam</w:t>
+            </w:r>
+            <w:proofErr w:type="spellEnd"/>
+            <w:r>
+              <w:rPr>
+                <w:rFonts w:ascii="Times New Roman" w:hAnsi="Times New Roman" w:cs="Times New Roman"/>
+              </w:rPr>
+              <w:t xml:space="preserve">, </w:t>
             </w:r>
             <w:proofErr w:type="spellStart"/>
             <w:proofErr w:type="gramStart"/>
@@ -1197,7 +1233,6 @@
               <w:t xml:space="preserve">., </w:t>
             </w:r>
             <w:proofErr w:type="spellStart"/>
-            <w:proofErr w:type="gramStart"/>
             <w:r>
               <w:rPr>
                 <w:rFonts w:ascii="Times New Roman" w:hAnsi="Times New Roman" w:cs="Times New Roman"/>
@@ -1205,7 +1240,6 @@
               <w:t>M.Kom</w:t>
             </w:r>
             <w:proofErr w:type="spellEnd"/>
-            <w:proofErr w:type="gramEnd"/>
             <w:r>
               <w:rPr>
                 <w:rFonts w:ascii="Times New Roman" w:hAnsi="Times New Roman" w:cs="Times New Roman"/>
@@ -1314,7 +1348,7 @@
           <w:rFonts w:ascii="Times New Roman" w:hAnsi="Times New Roman" w:cs="Times New Roman"/>
         </w:rPr>
       </w:pPr>
-      <w:bookmarkStart w:id="2" w:name="_Toc226372514"/>
+      <w:bookmarkStart w:id="2" w:name="_Toc228781093"/>
       <w:r>
         <w:rPr>
           <w:rFonts w:ascii="Times New Roman" w:hAnsi="Times New Roman" w:cs="Times New Roman"/>
@@ -1369,7 +1403,7 @@
           <w:rFonts w:ascii="Times New Roman" w:hAnsi="Times New Roman" w:cs="Times New Roman"/>
         </w:rPr>
       </w:pPr>
-      <w:bookmarkStart w:id="3" w:name="_Toc226372515"/>
+      <w:bookmarkStart w:id="3" w:name="_Toc228781094"/>
       <w:r>
         <w:rPr>
           <w:rFonts w:ascii="Times New Roman" w:hAnsi="Times New Roman" w:cs="Times New Roman"/>
@@ -2269,7 +2303,29 @@
           <w:sz w:val="24"/>
           <w:szCs w:val="24"/>
         </w:rPr>
-        <w:t xml:space="preserve">. Seiring </w:t>
+        <w:t xml:space="preserve">. </w:t>
+      </w:r>
+      <w:proofErr w:type="spellStart"/>
+      <w:r>
+        <w:rPr>
+          <w:rFonts w:ascii="Times New Roman" w:hAnsi="Times New Roman" w:cs="Times New Roman"/>
+          <w:i/>
+          <w:iCs/>
+          <w:sz w:val="24"/>
+          <w:szCs w:val="24"/>
+        </w:rPr>
+        <w:t>Seiring</w:t>
+      </w:r>
+      <w:proofErr w:type="spellEnd"/>
+      <w:r>
+        <w:rPr>
+          <w:rFonts w:ascii="Times New Roman" w:hAnsi="Times New Roman" w:cs="Times New Roman"/>
+          <w:i/>
+          <w:iCs/>
+          <w:sz w:val="24"/>
+          <w:szCs w:val="24"/>
+        </w:rPr>
+        <w:t xml:space="preserve"> </w:t>
       </w:r>
       <w:proofErr w:type="spellStart"/>
       <w:r>
@@ -3413,7 +3469,29 @@
           <w:sz w:val="24"/>
           <w:szCs w:val="24"/>
         </w:rPr>
-        <w:t xml:space="preserve">. Metode yang </w:t>
+        <w:t xml:space="preserve">. </w:t>
+      </w:r>
+      <w:proofErr w:type="spellStart"/>
+      <w:r>
+        <w:rPr>
+          <w:rFonts w:ascii="Times New Roman" w:hAnsi="Times New Roman" w:cs="Times New Roman"/>
+          <w:i/>
+          <w:iCs/>
+          <w:sz w:val="24"/>
+          <w:szCs w:val="24"/>
+        </w:rPr>
+        <w:t>Metode</w:t>
+      </w:r>
+      <w:proofErr w:type="spellEnd"/>
+      <w:r>
+        <w:rPr>
+          <w:rFonts w:ascii="Times New Roman" w:hAnsi="Times New Roman" w:cs="Times New Roman"/>
+          <w:i/>
+          <w:iCs/>
+          <w:sz w:val="24"/>
+          <w:szCs w:val="24"/>
+        </w:rPr>
+        <w:t xml:space="preserve"> yang </w:t>
       </w:r>
       <w:proofErr w:type="spellStart"/>
       <w:r>
@@ -4524,7 +4602,7 @@
           <w:rFonts w:ascii="Times New Roman" w:hAnsi="Times New Roman" w:cs="Times New Roman"/>
         </w:rPr>
       </w:pPr>
-      <w:bookmarkStart w:id="4" w:name="_Toc226372516"/>
+      <w:bookmarkStart w:id="4" w:name="_Toc228781095"/>
       <w:r>
         <w:rPr>
           <w:rFonts w:ascii="Times New Roman" w:hAnsi="Times New Roman" w:cs="Times New Roman"/>
@@ -4608,7 +4686,7 @@
             </w:rPr>
             <w:fldChar w:fldCharType="separate"/>
           </w:r>
-          <w:hyperlink w:anchor="_Toc226372514" w:history="1">
+          <w:hyperlink w:anchor="_Toc228781093" w:history="1">
             <w:r>
               <w:rPr>
                 <w:rStyle w:val="Hyperlink"/>
@@ -4636,7 +4714,7 @@
                 <w:noProof/>
                 <w:webHidden/>
               </w:rPr>
-              <w:instrText xml:space="preserve"> PAGEREF _Toc226372514 \h </w:instrText>
+              <w:instrText xml:space="preserve"> PAGEREF _Toc228781093 \h </w:instrText>
             </w:r>
             <w:r>
               <w:rPr>
@@ -4681,7 +4759,7 @@
               <w14:ligatures w14:val="none"/>
             </w:rPr>
           </w:pPr>
-          <w:hyperlink w:anchor="_Toc226372515" w:history="1">
+          <w:hyperlink w:anchor="_Toc228781094" w:history="1">
             <w:r>
               <w:rPr>
                 <w:rStyle w:val="Hyperlink"/>
@@ -4709,7 +4787,7 @@
                 <w:noProof/>
                 <w:webHidden/>
               </w:rPr>
-              <w:instrText xml:space="preserve"> PAGEREF _Toc226372515 \h </w:instrText>
+              <w:instrText xml:space="preserve"> PAGEREF _Toc228781094 \h </w:instrText>
             </w:r>
             <w:r>
               <w:rPr>
@@ -4754,7 +4832,7 @@
               <w14:ligatures w14:val="none"/>
             </w:rPr>
           </w:pPr>
-          <w:hyperlink w:anchor="_Toc226372516" w:history="1">
+          <w:hyperlink w:anchor="_Toc228781095" w:history="1">
             <w:r>
               <w:rPr>
                 <w:rStyle w:val="Hyperlink"/>
@@ -4782,7 +4860,7 @@
                 <w:noProof/>
                 <w:webHidden/>
               </w:rPr>
-              <w:instrText xml:space="preserve"> PAGEREF _Toc226372516 \h </w:instrText>
+              <w:instrText xml:space="preserve"> PAGEREF _Toc228781095 \h </w:instrText>
             </w:r>
             <w:r>
               <w:rPr>
@@ -4827,14 +4905,14 @@
               <w14:ligatures w14:val="none"/>
             </w:rPr>
           </w:pPr>
-          <w:hyperlink w:anchor="_Toc226372517" w:history="1">
+          <w:hyperlink w:anchor="_Toc228781096" w:history="1">
             <w:r>
               <w:rPr>
                 <w:rStyle w:val="Hyperlink"/>
                 <w:rFonts w:ascii="Times New Roman" w:hAnsi="Times New Roman" w:cs="Times New Roman"/>
                 <w:noProof/>
               </w:rPr>
-              <w:t>DAFTAR TABEL</w:t>
+              <w:t>BAB I PENDAHULUAN</w:t>
             </w:r>
             <w:r>
               <w:rPr>
@@ -4855,7 +4933,7 @@
                 <w:noProof/>
                 <w:webHidden/>
               </w:rPr>
-              <w:instrText xml:space="preserve"> PAGEREF _Toc226372517 \h </w:instrText>
+              <w:instrText xml:space="preserve"> PAGEREF _Toc228781096 \h </w:instrText>
             </w:r>
             <w:r>
               <w:rPr>
@@ -4875,7 +4953,299 @@
                 <w:noProof/>
                 <w:webHidden/>
               </w:rPr>
-              <w:t>i</w:t>
+              <w:t>1</w:t>
+            </w:r>
+            <w:r>
+              <w:rPr>
+                <w:noProof/>
+                <w:webHidden/>
+              </w:rPr>
+              <w:fldChar w:fldCharType="end"/>
+            </w:r>
+          </w:hyperlink>
+        </w:p>
+        <w:p>
+          <w:pPr>
+            <w:pStyle w:val="TOC2"/>
+            <w:tabs>
+              <w:tab w:val="right" w:leader="dot" w:pos="7927"/>
+            </w:tabs>
+            <w:rPr>
+              <w:rFonts w:eastAsiaTheme="minorEastAsia"/>
+              <w:noProof/>
+              <w:kern w:val="0"/>
+              <w:lang w:eastAsia="en-ID"/>
+              <w14:ligatures w14:val="none"/>
+            </w:rPr>
+          </w:pPr>
+          <w:hyperlink w:anchor="_Toc228781097" w:history="1">
+            <w:r>
+              <w:rPr>
+                <w:rStyle w:val="Hyperlink"/>
+                <w:rFonts w:ascii="Times New Roman" w:hAnsi="Times New Roman" w:cs="Times New Roman"/>
+                <w:noProof/>
+              </w:rPr>
+              <w:t>1. 1 Latar Belakang</w:t>
+            </w:r>
+            <w:r>
+              <w:rPr>
+                <w:noProof/>
+                <w:webHidden/>
+              </w:rPr>
+              <w:tab/>
+            </w:r>
+            <w:r>
+              <w:rPr>
+                <w:noProof/>
+                <w:webHidden/>
+              </w:rPr>
+              <w:fldChar w:fldCharType="begin"/>
+            </w:r>
+            <w:r>
+              <w:rPr>
+                <w:noProof/>
+                <w:webHidden/>
+              </w:rPr>
+              <w:instrText xml:space="preserve"> PAGEREF _Toc228781097 \h </w:instrText>
+            </w:r>
+            <w:r>
+              <w:rPr>
+                <w:noProof/>
+                <w:webHidden/>
+              </w:rPr>
+            </w:r>
+            <w:r>
+              <w:rPr>
+                <w:noProof/>
+                <w:webHidden/>
+              </w:rPr>
+              <w:fldChar w:fldCharType="separate"/>
+            </w:r>
+            <w:r>
+              <w:rPr>
+                <w:noProof/>
+                <w:webHidden/>
+              </w:rPr>
+              <w:t>1</w:t>
+            </w:r>
+            <w:r>
+              <w:rPr>
+                <w:noProof/>
+                <w:webHidden/>
+              </w:rPr>
+              <w:fldChar w:fldCharType="end"/>
+            </w:r>
+          </w:hyperlink>
+        </w:p>
+        <w:p>
+          <w:pPr>
+            <w:pStyle w:val="TOC2"/>
+            <w:tabs>
+              <w:tab w:val="right" w:leader="dot" w:pos="7927"/>
+            </w:tabs>
+            <w:rPr>
+              <w:rFonts w:eastAsiaTheme="minorEastAsia"/>
+              <w:noProof/>
+              <w:kern w:val="0"/>
+              <w:lang w:eastAsia="en-ID"/>
+              <w14:ligatures w14:val="none"/>
+            </w:rPr>
+          </w:pPr>
+          <w:hyperlink w:anchor="_Toc228781098" w:history="1">
+            <w:r>
+              <w:rPr>
+                <w:rStyle w:val="Hyperlink"/>
+                <w:rFonts w:ascii="Times New Roman" w:hAnsi="Times New Roman" w:cs="Times New Roman"/>
+                <w:noProof/>
+              </w:rPr>
+              <w:t>1. 2 Rumusan Masalah</w:t>
+            </w:r>
+            <w:r>
+              <w:rPr>
+                <w:noProof/>
+                <w:webHidden/>
+              </w:rPr>
+              <w:tab/>
+            </w:r>
+            <w:r>
+              <w:rPr>
+                <w:noProof/>
+                <w:webHidden/>
+              </w:rPr>
+              <w:fldChar w:fldCharType="begin"/>
+            </w:r>
+            <w:r>
+              <w:rPr>
+                <w:noProof/>
+                <w:webHidden/>
+              </w:rPr>
+              <w:instrText xml:space="preserve"> PAGEREF _Toc228781098 \h </w:instrText>
+            </w:r>
+            <w:r>
+              <w:rPr>
+                <w:noProof/>
+                <w:webHidden/>
+              </w:rPr>
+            </w:r>
+            <w:r>
+              <w:rPr>
+                <w:noProof/>
+                <w:webHidden/>
+              </w:rPr>
+              <w:fldChar w:fldCharType="separate"/>
+            </w:r>
+            <w:r>
+              <w:rPr>
+                <w:noProof/>
+                <w:webHidden/>
+              </w:rPr>
+              <w:t>2</w:t>
+            </w:r>
+            <w:r>
+              <w:rPr>
+                <w:noProof/>
+                <w:webHidden/>
+              </w:rPr>
+              <w:fldChar w:fldCharType="end"/>
+            </w:r>
+          </w:hyperlink>
+        </w:p>
+        <w:p>
+          <w:pPr>
+            <w:pStyle w:val="TOC2"/>
+            <w:tabs>
+              <w:tab w:val="right" w:leader="dot" w:pos="7927"/>
+            </w:tabs>
+            <w:rPr>
+              <w:rFonts w:eastAsiaTheme="minorEastAsia"/>
+              <w:noProof/>
+              <w:kern w:val="0"/>
+              <w:lang w:eastAsia="en-ID"/>
+              <w14:ligatures w14:val="none"/>
+            </w:rPr>
+          </w:pPr>
+          <w:hyperlink w:anchor="_Toc228781099" w:history="1">
+            <w:r>
+              <w:rPr>
+                <w:rStyle w:val="Hyperlink"/>
+                <w:rFonts w:ascii="Times New Roman" w:hAnsi="Times New Roman" w:cs="Times New Roman"/>
+                <w:noProof/>
+              </w:rPr>
+              <w:t>1. 3 Batasan Masalah</w:t>
+            </w:r>
+            <w:r>
+              <w:rPr>
+                <w:noProof/>
+                <w:webHidden/>
+              </w:rPr>
+              <w:tab/>
+            </w:r>
+            <w:r>
+              <w:rPr>
+                <w:noProof/>
+                <w:webHidden/>
+              </w:rPr>
+              <w:fldChar w:fldCharType="begin"/>
+            </w:r>
+            <w:r>
+              <w:rPr>
+                <w:noProof/>
+                <w:webHidden/>
+              </w:rPr>
+              <w:instrText xml:space="preserve"> PAGEREF _Toc228781099 \h </w:instrText>
+            </w:r>
+            <w:r>
+              <w:rPr>
+                <w:noProof/>
+                <w:webHidden/>
+              </w:rPr>
+            </w:r>
+            <w:r>
+              <w:rPr>
+                <w:noProof/>
+                <w:webHidden/>
+              </w:rPr>
+              <w:fldChar w:fldCharType="separate"/>
+            </w:r>
+            <w:r>
+              <w:rPr>
+                <w:noProof/>
+                <w:webHidden/>
+              </w:rPr>
+              <w:t>2</w:t>
+            </w:r>
+            <w:r>
+              <w:rPr>
+                <w:noProof/>
+                <w:webHidden/>
+              </w:rPr>
+              <w:fldChar w:fldCharType="end"/>
+            </w:r>
+          </w:hyperlink>
+        </w:p>
+        <w:p>
+          <w:pPr>
+            <w:pStyle w:val="TOC2"/>
+            <w:tabs>
+              <w:tab w:val="right" w:leader="dot" w:pos="7927"/>
+            </w:tabs>
+            <w:rPr>
+              <w:rFonts w:eastAsiaTheme="minorEastAsia"/>
+              <w:noProof/>
+              <w:kern w:val="0"/>
+              <w:lang w:eastAsia="en-ID"/>
+              <w14:ligatures w14:val="none"/>
+            </w:rPr>
+          </w:pPr>
+          <w:hyperlink w:anchor="_Toc228781100" w:history="1">
+            <w:r>
+              <w:rPr>
+                <w:rStyle w:val="Hyperlink"/>
+                <w:rFonts w:ascii="Times New Roman" w:hAnsi="Times New Roman" w:cs="Times New Roman"/>
+                <w:noProof/>
+              </w:rPr>
+              <w:t>1. 4 Tujuan Penelitian</w:t>
+            </w:r>
+            <w:r>
+              <w:rPr>
+                <w:noProof/>
+                <w:webHidden/>
+              </w:rPr>
+              <w:tab/>
+            </w:r>
+            <w:r>
+              <w:rPr>
+                <w:noProof/>
+                <w:webHidden/>
+              </w:rPr>
+              <w:fldChar w:fldCharType="begin"/>
+            </w:r>
+            <w:r>
+              <w:rPr>
+                <w:noProof/>
+                <w:webHidden/>
+              </w:rPr>
+              <w:instrText xml:space="preserve"> PAGEREF _Toc228781100 \h </w:instrText>
+            </w:r>
+            <w:r>
+              <w:rPr>
+                <w:noProof/>
+                <w:webHidden/>
+              </w:rPr>
+            </w:r>
+            <w:r>
+              <w:rPr>
+                <w:noProof/>
+                <w:webHidden/>
+              </w:rPr>
+              <w:fldChar w:fldCharType="separate"/>
+            </w:r>
+            <w:r>
+              <w:rPr>
+                <w:noProof/>
+                <w:webHidden/>
+              </w:rPr>
+              <w:t>3</w:t>
             </w:r>
             <w:r>
               <w:rPr>
@@ -4900,14 +5270,14 @@
               <w14:ligatures w14:val="none"/>
             </w:rPr>
           </w:pPr>
-          <w:hyperlink w:anchor="_Toc226372518" w:history="1">
+          <w:hyperlink w:anchor="_Toc228781101" w:history="1">
             <w:r>
               <w:rPr>
                 <w:rStyle w:val="Hyperlink"/>
                 <w:rFonts w:ascii="Times New Roman" w:hAnsi="Times New Roman" w:cs="Times New Roman"/>
                 <w:noProof/>
               </w:rPr>
-              <w:t>BAB I PENDAHULUAN</w:t>
+              <w:t>BAB II TINJAUAN PUSTAKA</w:t>
             </w:r>
             <w:r>
               <w:rPr>
@@ -4928,7 +5298,7 @@
                 <w:noProof/>
                 <w:webHidden/>
               </w:rPr>
-              <w:instrText xml:space="preserve"> PAGEREF _Toc226372518 \h </w:instrText>
+              <w:instrText xml:space="preserve"> PAGEREF _Toc228781101 \h </w:instrText>
             </w:r>
             <w:r>
               <w:rPr>
@@ -4948,7 +5318,7 @@
                 <w:noProof/>
                 <w:webHidden/>
               </w:rPr>
-              <w:t>1</w:t>
+              <w:t>4</w:t>
             </w:r>
             <w:r>
               <w:rPr>
@@ -4973,14 +5343,14 @@
               <w14:ligatures w14:val="none"/>
             </w:rPr>
           </w:pPr>
-          <w:hyperlink w:anchor="_Toc226372519" w:history="1">
+          <w:hyperlink w:anchor="_Toc228781102" w:history="1">
             <w:r>
               <w:rPr>
                 <w:rStyle w:val="Hyperlink"/>
                 <w:rFonts w:ascii="Times New Roman" w:hAnsi="Times New Roman" w:cs="Times New Roman"/>
                 <w:noProof/>
               </w:rPr>
-              <w:t>1. 1 Latar Belakang</w:t>
+              <w:t>2. 1 Landasan Teori</w:t>
             </w:r>
             <w:r>
               <w:rPr>
@@ -5001,7 +5371,7 @@
                 <w:noProof/>
                 <w:webHidden/>
               </w:rPr>
-              <w:instrText xml:space="preserve"> PAGEREF _Toc226372519 \h </w:instrText>
+              <w:instrText xml:space="preserve"> PAGEREF _Toc228781102 \h </w:instrText>
             </w:r>
             <w:r>
               <w:rPr>
@@ -5021,7 +5391,226 @@
                 <w:noProof/>
                 <w:webHidden/>
               </w:rPr>
-              <w:t>1</w:t>
+              <w:t>4</w:t>
+            </w:r>
+            <w:r>
+              <w:rPr>
+                <w:noProof/>
+                <w:webHidden/>
+              </w:rPr>
+              <w:fldChar w:fldCharType="end"/>
+            </w:r>
+          </w:hyperlink>
+        </w:p>
+        <w:p>
+          <w:pPr>
+            <w:pStyle w:val="TOC3"/>
+            <w:tabs>
+              <w:tab w:val="right" w:leader="dot" w:pos="7927"/>
+            </w:tabs>
+            <w:rPr>
+              <w:rFonts w:eastAsiaTheme="minorEastAsia"/>
+              <w:noProof/>
+              <w:kern w:val="0"/>
+              <w:lang w:eastAsia="en-ID"/>
+              <w14:ligatures w14:val="none"/>
+            </w:rPr>
+          </w:pPr>
+          <w:hyperlink w:anchor="_Toc228781103" w:history="1">
+            <w:r>
+              <w:rPr>
+                <w:rStyle w:val="Hyperlink"/>
+                <w:rFonts w:ascii="Times New Roman" w:hAnsi="Times New Roman" w:cs="Times New Roman"/>
+                <w:noProof/>
+              </w:rPr>
+              <w:t>2. 1. 1 Artificial Intelligence</w:t>
+            </w:r>
+            <w:r>
+              <w:rPr>
+                <w:noProof/>
+                <w:webHidden/>
+              </w:rPr>
+              <w:tab/>
+            </w:r>
+            <w:r>
+              <w:rPr>
+                <w:noProof/>
+                <w:webHidden/>
+              </w:rPr>
+              <w:fldChar w:fldCharType="begin"/>
+            </w:r>
+            <w:r>
+              <w:rPr>
+                <w:noProof/>
+                <w:webHidden/>
+              </w:rPr>
+              <w:instrText xml:space="preserve"> PAGEREF _Toc228781103 \h </w:instrText>
+            </w:r>
+            <w:r>
+              <w:rPr>
+                <w:noProof/>
+                <w:webHidden/>
+              </w:rPr>
+            </w:r>
+            <w:r>
+              <w:rPr>
+                <w:noProof/>
+                <w:webHidden/>
+              </w:rPr>
+              <w:fldChar w:fldCharType="separate"/>
+            </w:r>
+            <w:r>
+              <w:rPr>
+                <w:noProof/>
+                <w:webHidden/>
+              </w:rPr>
+              <w:t>4</w:t>
+            </w:r>
+            <w:r>
+              <w:rPr>
+                <w:noProof/>
+                <w:webHidden/>
+              </w:rPr>
+              <w:fldChar w:fldCharType="end"/>
+            </w:r>
+          </w:hyperlink>
+        </w:p>
+        <w:p>
+          <w:pPr>
+            <w:pStyle w:val="TOC3"/>
+            <w:tabs>
+              <w:tab w:val="right" w:leader="dot" w:pos="7927"/>
+            </w:tabs>
+            <w:rPr>
+              <w:rFonts w:eastAsiaTheme="minorEastAsia"/>
+              <w:noProof/>
+              <w:kern w:val="0"/>
+              <w:lang w:eastAsia="en-ID"/>
+              <w14:ligatures w14:val="none"/>
+            </w:rPr>
+          </w:pPr>
+          <w:hyperlink w:anchor="_Toc228781104" w:history="1">
+            <w:r>
+              <w:rPr>
+                <w:rStyle w:val="Hyperlink"/>
+                <w:rFonts w:ascii="Times New Roman" w:hAnsi="Times New Roman" w:cs="Times New Roman"/>
+                <w:noProof/>
+              </w:rPr>
+              <w:t>2. 1. 2 Speech Recognition</w:t>
+            </w:r>
+            <w:r>
+              <w:rPr>
+                <w:noProof/>
+                <w:webHidden/>
+              </w:rPr>
+              <w:tab/>
+            </w:r>
+            <w:r>
+              <w:rPr>
+                <w:noProof/>
+                <w:webHidden/>
+              </w:rPr>
+              <w:fldChar w:fldCharType="begin"/>
+            </w:r>
+            <w:r>
+              <w:rPr>
+                <w:noProof/>
+                <w:webHidden/>
+              </w:rPr>
+              <w:instrText xml:space="preserve"> PAGEREF _Toc228781104 \h </w:instrText>
+            </w:r>
+            <w:r>
+              <w:rPr>
+                <w:noProof/>
+                <w:webHidden/>
+              </w:rPr>
+            </w:r>
+            <w:r>
+              <w:rPr>
+                <w:noProof/>
+                <w:webHidden/>
+              </w:rPr>
+              <w:fldChar w:fldCharType="separate"/>
+            </w:r>
+            <w:r>
+              <w:rPr>
+                <w:noProof/>
+                <w:webHidden/>
+              </w:rPr>
+              <w:t>4</w:t>
+            </w:r>
+            <w:r>
+              <w:rPr>
+                <w:noProof/>
+                <w:webHidden/>
+              </w:rPr>
+              <w:fldChar w:fldCharType="end"/>
+            </w:r>
+          </w:hyperlink>
+        </w:p>
+        <w:p>
+          <w:pPr>
+            <w:pStyle w:val="TOC3"/>
+            <w:tabs>
+              <w:tab w:val="right" w:leader="dot" w:pos="7927"/>
+            </w:tabs>
+            <w:rPr>
+              <w:rFonts w:eastAsiaTheme="minorEastAsia"/>
+              <w:noProof/>
+              <w:kern w:val="0"/>
+              <w:lang w:eastAsia="en-ID"/>
+              <w14:ligatures w14:val="none"/>
+            </w:rPr>
+          </w:pPr>
+          <w:hyperlink w:anchor="_Toc228781105" w:history="1">
+            <w:r>
+              <w:rPr>
+                <w:rStyle w:val="Hyperlink"/>
+                <w:rFonts w:ascii="Times New Roman" w:hAnsi="Times New Roman" w:cs="Times New Roman"/>
+                <w:noProof/>
+              </w:rPr>
+              <w:t>2. 1. 3 Pengolahan Sinyal Audio</w:t>
+            </w:r>
+            <w:r>
+              <w:rPr>
+                <w:noProof/>
+                <w:webHidden/>
+              </w:rPr>
+              <w:tab/>
+            </w:r>
+            <w:r>
+              <w:rPr>
+                <w:noProof/>
+                <w:webHidden/>
+              </w:rPr>
+              <w:fldChar w:fldCharType="begin"/>
+            </w:r>
+            <w:r>
+              <w:rPr>
+                <w:noProof/>
+                <w:webHidden/>
+              </w:rPr>
+              <w:instrText xml:space="preserve"> PAGEREF _Toc228781105 \h </w:instrText>
+            </w:r>
+            <w:r>
+              <w:rPr>
+                <w:noProof/>
+                <w:webHidden/>
+              </w:rPr>
+            </w:r>
+            <w:r>
+              <w:rPr>
+                <w:noProof/>
+                <w:webHidden/>
+              </w:rPr>
+              <w:fldChar w:fldCharType="separate"/>
+            </w:r>
+            <w:r>
+              <w:rPr>
+                <w:noProof/>
+                <w:webHidden/>
+              </w:rPr>
+              <w:t>4</w:t>
             </w:r>
             <w:r>
               <w:rPr>
@@ -5046,14 +5635,14 @@
               <w14:ligatures w14:val="none"/>
             </w:rPr>
           </w:pPr>
-          <w:hyperlink w:anchor="_Toc226372520" w:history="1">
+          <w:hyperlink w:anchor="_Toc228781106" w:history="1">
             <w:r>
               <w:rPr>
                 <w:rStyle w:val="Hyperlink"/>
                 <w:rFonts w:ascii="Times New Roman" w:hAnsi="Times New Roman" w:cs="Times New Roman"/>
                 <w:noProof/>
               </w:rPr>
-              <w:t>1. 2 Rumusan Masalah</w:t>
+              <w:t>2. 2 Dasar Teori</w:t>
             </w:r>
             <w:r>
               <w:rPr>
@@ -5074,7 +5663,7 @@
                 <w:noProof/>
                 <w:webHidden/>
               </w:rPr>
-              <w:instrText xml:space="preserve"> PAGEREF _Toc226372520 \h </w:instrText>
+              <w:instrText xml:space="preserve"> PAGEREF _Toc228781106 \h </w:instrText>
             </w:r>
             <w:r>
               <w:rPr>
@@ -5094,7 +5683,299 @@
                 <w:noProof/>
                 <w:webHidden/>
               </w:rPr>
-              <w:t>2</w:t>
+              <w:t>4</w:t>
+            </w:r>
+            <w:r>
+              <w:rPr>
+                <w:noProof/>
+                <w:webHidden/>
+              </w:rPr>
+              <w:fldChar w:fldCharType="end"/>
+            </w:r>
+          </w:hyperlink>
+        </w:p>
+        <w:p>
+          <w:pPr>
+            <w:pStyle w:val="TOC3"/>
+            <w:tabs>
+              <w:tab w:val="right" w:leader="dot" w:pos="7927"/>
+            </w:tabs>
+            <w:rPr>
+              <w:rFonts w:eastAsiaTheme="minorEastAsia"/>
+              <w:noProof/>
+              <w:kern w:val="0"/>
+              <w:lang w:eastAsia="en-ID"/>
+              <w14:ligatures w14:val="none"/>
+            </w:rPr>
+          </w:pPr>
+          <w:hyperlink w:anchor="_Toc228781107" w:history="1">
+            <w:r>
+              <w:rPr>
+                <w:rStyle w:val="Hyperlink"/>
+                <w:rFonts w:ascii="Times New Roman" w:hAnsi="Times New Roman" w:cs="Times New Roman"/>
+                <w:noProof/>
+              </w:rPr>
+              <w:t>2. 2. 1 Mel-Frequency Cepstral Coefficients (MFCC)</w:t>
+            </w:r>
+            <w:r>
+              <w:rPr>
+                <w:noProof/>
+                <w:webHidden/>
+              </w:rPr>
+              <w:tab/>
+            </w:r>
+            <w:r>
+              <w:rPr>
+                <w:noProof/>
+                <w:webHidden/>
+              </w:rPr>
+              <w:fldChar w:fldCharType="begin"/>
+            </w:r>
+            <w:r>
+              <w:rPr>
+                <w:noProof/>
+                <w:webHidden/>
+              </w:rPr>
+              <w:instrText xml:space="preserve"> PAGEREF _Toc228781107 \h </w:instrText>
+            </w:r>
+            <w:r>
+              <w:rPr>
+                <w:noProof/>
+                <w:webHidden/>
+              </w:rPr>
+            </w:r>
+            <w:r>
+              <w:rPr>
+                <w:noProof/>
+                <w:webHidden/>
+              </w:rPr>
+              <w:fldChar w:fldCharType="separate"/>
+            </w:r>
+            <w:r>
+              <w:rPr>
+                <w:noProof/>
+                <w:webHidden/>
+              </w:rPr>
+              <w:t>4</w:t>
+            </w:r>
+            <w:r>
+              <w:rPr>
+                <w:noProof/>
+                <w:webHidden/>
+              </w:rPr>
+              <w:fldChar w:fldCharType="end"/>
+            </w:r>
+          </w:hyperlink>
+        </w:p>
+        <w:p>
+          <w:pPr>
+            <w:pStyle w:val="TOC3"/>
+            <w:tabs>
+              <w:tab w:val="right" w:leader="dot" w:pos="7927"/>
+            </w:tabs>
+            <w:rPr>
+              <w:rFonts w:eastAsiaTheme="minorEastAsia"/>
+              <w:noProof/>
+              <w:kern w:val="0"/>
+              <w:lang w:eastAsia="en-ID"/>
+              <w14:ligatures w14:val="none"/>
+            </w:rPr>
+          </w:pPr>
+          <w:hyperlink w:anchor="_Toc228781108" w:history="1">
+            <w:r>
+              <w:rPr>
+                <w:rStyle w:val="Hyperlink"/>
+                <w:rFonts w:ascii="Times New Roman" w:hAnsi="Times New Roman" w:cs="Times New Roman"/>
+                <w:noProof/>
+              </w:rPr>
+              <w:t>2. 2. 2 Levenshtein Distance</w:t>
+            </w:r>
+            <w:r>
+              <w:rPr>
+                <w:noProof/>
+                <w:webHidden/>
+              </w:rPr>
+              <w:tab/>
+            </w:r>
+            <w:r>
+              <w:rPr>
+                <w:noProof/>
+                <w:webHidden/>
+              </w:rPr>
+              <w:fldChar w:fldCharType="begin"/>
+            </w:r>
+            <w:r>
+              <w:rPr>
+                <w:noProof/>
+                <w:webHidden/>
+              </w:rPr>
+              <w:instrText xml:space="preserve"> PAGEREF _Toc228781108 \h </w:instrText>
+            </w:r>
+            <w:r>
+              <w:rPr>
+                <w:noProof/>
+                <w:webHidden/>
+              </w:rPr>
+            </w:r>
+            <w:r>
+              <w:rPr>
+                <w:noProof/>
+                <w:webHidden/>
+              </w:rPr>
+              <w:fldChar w:fldCharType="separate"/>
+            </w:r>
+            <w:r>
+              <w:rPr>
+                <w:noProof/>
+                <w:webHidden/>
+              </w:rPr>
+              <w:t>4</w:t>
+            </w:r>
+            <w:r>
+              <w:rPr>
+                <w:noProof/>
+                <w:webHidden/>
+              </w:rPr>
+              <w:fldChar w:fldCharType="end"/>
+            </w:r>
+          </w:hyperlink>
+        </w:p>
+        <w:p>
+          <w:pPr>
+            <w:pStyle w:val="TOC3"/>
+            <w:tabs>
+              <w:tab w:val="right" w:leader="dot" w:pos="7927"/>
+            </w:tabs>
+            <w:rPr>
+              <w:rFonts w:eastAsiaTheme="minorEastAsia"/>
+              <w:noProof/>
+              <w:kern w:val="0"/>
+              <w:lang w:eastAsia="en-ID"/>
+              <w14:ligatures w14:val="none"/>
+            </w:rPr>
+          </w:pPr>
+          <w:hyperlink w:anchor="_Toc228781109" w:history="1">
+            <w:r>
+              <w:rPr>
+                <w:rStyle w:val="Hyperlink"/>
+                <w:rFonts w:ascii="Times New Roman" w:hAnsi="Times New Roman" w:cs="Times New Roman"/>
+                <w:noProof/>
+              </w:rPr>
+              <w:t>2. 2. 3 Evaluasi Bacaan Al-Qur’an</w:t>
+            </w:r>
+            <w:r>
+              <w:rPr>
+                <w:noProof/>
+                <w:webHidden/>
+              </w:rPr>
+              <w:tab/>
+            </w:r>
+            <w:r>
+              <w:rPr>
+                <w:noProof/>
+                <w:webHidden/>
+              </w:rPr>
+              <w:fldChar w:fldCharType="begin"/>
+            </w:r>
+            <w:r>
+              <w:rPr>
+                <w:noProof/>
+                <w:webHidden/>
+              </w:rPr>
+              <w:instrText xml:space="preserve"> PAGEREF _Toc228781109 \h </w:instrText>
+            </w:r>
+            <w:r>
+              <w:rPr>
+                <w:noProof/>
+                <w:webHidden/>
+              </w:rPr>
+            </w:r>
+            <w:r>
+              <w:rPr>
+                <w:noProof/>
+                <w:webHidden/>
+              </w:rPr>
+              <w:fldChar w:fldCharType="separate"/>
+            </w:r>
+            <w:r>
+              <w:rPr>
+                <w:noProof/>
+                <w:webHidden/>
+              </w:rPr>
+              <w:t>5</w:t>
+            </w:r>
+            <w:r>
+              <w:rPr>
+                <w:noProof/>
+                <w:webHidden/>
+              </w:rPr>
+              <w:fldChar w:fldCharType="end"/>
+            </w:r>
+          </w:hyperlink>
+        </w:p>
+        <w:p>
+          <w:pPr>
+            <w:pStyle w:val="TOC1"/>
+            <w:tabs>
+              <w:tab w:val="right" w:leader="dot" w:pos="7927"/>
+            </w:tabs>
+            <w:rPr>
+              <w:rFonts w:eastAsiaTheme="minorEastAsia"/>
+              <w:noProof/>
+              <w:kern w:val="0"/>
+              <w:lang w:eastAsia="en-ID"/>
+              <w14:ligatures w14:val="none"/>
+            </w:rPr>
+          </w:pPr>
+          <w:hyperlink w:anchor="_Toc228781110" w:history="1">
+            <w:r>
+              <w:rPr>
+                <w:rStyle w:val="Hyperlink"/>
+                <w:rFonts w:ascii="Times New Roman" w:hAnsi="Times New Roman" w:cs="Times New Roman"/>
+                <w:noProof/>
+              </w:rPr>
+              <w:t>BAB III METODOLOGI PENELITIAN</w:t>
+            </w:r>
+            <w:r>
+              <w:rPr>
+                <w:noProof/>
+                <w:webHidden/>
+              </w:rPr>
+              <w:tab/>
+            </w:r>
+            <w:r>
+              <w:rPr>
+                <w:noProof/>
+                <w:webHidden/>
+              </w:rPr>
+              <w:fldChar w:fldCharType="begin"/>
+            </w:r>
+            <w:r>
+              <w:rPr>
+                <w:noProof/>
+                <w:webHidden/>
+              </w:rPr>
+              <w:instrText xml:space="preserve"> PAGEREF _Toc228781110 \h </w:instrText>
+            </w:r>
+            <w:r>
+              <w:rPr>
+                <w:noProof/>
+                <w:webHidden/>
+              </w:rPr>
+            </w:r>
+            <w:r>
+              <w:rPr>
+                <w:noProof/>
+                <w:webHidden/>
+              </w:rPr>
+              <w:fldChar w:fldCharType="separate"/>
+            </w:r>
+            <w:r>
+              <w:rPr>
+                <w:noProof/>
+                <w:webHidden/>
+              </w:rPr>
+              <w:t>1</w:t>
             </w:r>
             <w:r>
               <w:rPr>
@@ -5119,14 +6000,14 @@
               <w14:ligatures w14:val="none"/>
             </w:rPr>
           </w:pPr>
-          <w:hyperlink w:anchor="_Toc226372521" w:history="1">
+          <w:hyperlink w:anchor="_Toc228781111" w:history="1">
             <w:r>
               <w:rPr>
                 <w:rStyle w:val="Hyperlink"/>
                 <w:rFonts w:ascii="Times New Roman" w:hAnsi="Times New Roman" w:cs="Times New Roman"/>
                 <w:noProof/>
               </w:rPr>
-              <w:t>1. 3 Batasan Masalah</w:t>
+              <w:t>3. 1 Kerangka Berpikir</w:t>
             </w:r>
             <w:r>
               <w:rPr>
@@ -5147,7 +6028,7 @@
                 <w:noProof/>
                 <w:webHidden/>
               </w:rPr>
-              <w:instrText xml:space="preserve"> PAGEREF _Toc226372521 \h </w:instrText>
+              <w:instrText xml:space="preserve"> PAGEREF _Toc228781111 \h </w:instrText>
             </w:r>
             <w:r>
               <w:rPr>
@@ -5167,7 +6048,7 @@
                 <w:noProof/>
                 <w:webHidden/>
               </w:rPr>
-              <w:t>2</w:t>
+              <w:t>1</w:t>
             </w:r>
             <w:r>
               <w:rPr>
@@ -5192,14 +6073,14 @@
               <w14:ligatures w14:val="none"/>
             </w:rPr>
           </w:pPr>
-          <w:hyperlink w:anchor="_Toc226372522" w:history="1">
+          <w:hyperlink w:anchor="_Toc228781112" w:history="1">
             <w:r>
               <w:rPr>
                 <w:rStyle w:val="Hyperlink"/>
                 <w:rFonts w:ascii="Times New Roman" w:hAnsi="Times New Roman" w:cs="Times New Roman"/>
                 <w:noProof/>
               </w:rPr>
-              <w:t>1. 4 Tujuan Penelitian</w:t>
+              <w:t>3. 2 Waktu dan Tempat Penelitian</w:t>
             </w:r>
             <w:r>
               <w:rPr>
@@ -5220,7 +6101,7 @@
                 <w:noProof/>
                 <w:webHidden/>
               </w:rPr>
-              <w:instrText xml:space="preserve"> PAGEREF _Toc226372522 \h </w:instrText>
+              <w:instrText xml:space="preserve"> PAGEREF _Toc228781112 \h </w:instrText>
             </w:r>
             <w:r>
               <w:rPr>
@@ -5240,7 +6121,372 @@
                 <w:noProof/>
                 <w:webHidden/>
               </w:rPr>
-              <w:t>3</w:t>
+              <w:t>1</w:t>
+            </w:r>
+            <w:r>
+              <w:rPr>
+                <w:noProof/>
+                <w:webHidden/>
+              </w:rPr>
+              <w:fldChar w:fldCharType="end"/>
+            </w:r>
+          </w:hyperlink>
+        </w:p>
+        <w:p>
+          <w:pPr>
+            <w:pStyle w:val="TOC2"/>
+            <w:tabs>
+              <w:tab w:val="right" w:leader="dot" w:pos="7927"/>
+            </w:tabs>
+            <w:rPr>
+              <w:rFonts w:eastAsiaTheme="minorEastAsia"/>
+              <w:noProof/>
+              <w:kern w:val="0"/>
+              <w:lang w:eastAsia="en-ID"/>
+              <w14:ligatures w14:val="none"/>
+            </w:rPr>
+          </w:pPr>
+          <w:hyperlink w:anchor="_Toc228781113" w:history="1">
+            <w:r>
+              <w:rPr>
+                <w:rStyle w:val="Hyperlink"/>
+                <w:rFonts w:ascii="Times New Roman" w:hAnsi="Times New Roman" w:cs="Times New Roman"/>
+                <w:noProof/>
+              </w:rPr>
+              <w:t>3. 3 Alat dan Bahan</w:t>
+            </w:r>
+            <w:r>
+              <w:rPr>
+                <w:noProof/>
+                <w:webHidden/>
+              </w:rPr>
+              <w:tab/>
+            </w:r>
+            <w:r>
+              <w:rPr>
+                <w:noProof/>
+                <w:webHidden/>
+              </w:rPr>
+              <w:fldChar w:fldCharType="begin"/>
+            </w:r>
+            <w:r>
+              <w:rPr>
+                <w:noProof/>
+                <w:webHidden/>
+              </w:rPr>
+              <w:instrText xml:space="preserve"> PAGEREF _Toc228781113 \h </w:instrText>
+            </w:r>
+            <w:r>
+              <w:rPr>
+                <w:noProof/>
+                <w:webHidden/>
+              </w:rPr>
+            </w:r>
+            <w:r>
+              <w:rPr>
+                <w:noProof/>
+                <w:webHidden/>
+              </w:rPr>
+              <w:fldChar w:fldCharType="separate"/>
+            </w:r>
+            <w:r>
+              <w:rPr>
+                <w:noProof/>
+                <w:webHidden/>
+              </w:rPr>
+              <w:t>1</w:t>
+            </w:r>
+            <w:r>
+              <w:rPr>
+                <w:noProof/>
+                <w:webHidden/>
+              </w:rPr>
+              <w:fldChar w:fldCharType="end"/>
+            </w:r>
+          </w:hyperlink>
+        </w:p>
+        <w:p>
+          <w:pPr>
+            <w:pStyle w:val="TOC3"/>
+            <w:tabs>
+              <w:tab w:val="right" w:leader="dot" w:pos="7927"/>
+            </w:tabs>
+            <w:rPr>
+              <w:rFonts w:eastAsiaTheme="minorEastAsia"/>
+              <w:noProof/>
+              <w:kern w:val="0"/>
+              <w:lang w:eastAsia="en-ID"/>
+              <w14:ligatures w14:val="none"/>
+            </w:rPr>
+          </w:pPr>
+          <w:hyperlink w:anchor="_Toc228781114" w:history="1">
+            <w:r>
+              <w:rPr>
+                <w:rStyle w:val="Hyperlink"/>
+                <w:rFonts w:ascii="Times New Roman" w:hAnsi="Times New Roman" w:cs="Times New Roman"/>
+                <w:noProof/>
+              </w:rPr>
+              <w:t>3. 3. 1 Perangkat Keras</w:t>
+            </w:r>
+            <w:r>
+              <w:rPr>
+                <w:noProof/>
+                <w:webHidden/>
+              </w:rPr>
+              <w:tab/>
+            </w:r>
+            <w:r>
+              <w:rPr>
+                <w:noProof/>
+                <w:webHidden/>
+              </w:rPr>
+              <w:fldChar w:fldCharType="begin"/>
+            </w:r>
+            <w:r>
+              <w:rPr>
+                <w:noProof/>
+                <w:webHidden/>
+              </w:rPr>
+              <w:instrText xml:space="preserve"> PAGEREF _Toc228781114 \h </w:instrText>
+            </w:r>
+            <w:r>
+              <w:rPr>
+                <w:noProof/>
+                <w:webHidden/>
+              </w:rPr>
+            </w:r>
+            <w:r>
+              <w:rPr>
+                <w:noProof/>
+                <w:webHidden/>
+              </w:rPr>
+              <w:fldChar w:fldCharType="separate"/>
+            </w:r>
+            <w:r>
+              <w:rPr>
+                <w:noProof/>
+                <w:webHidden/>
+              </w:rPr>
+              <w:t>1</w:t>
+            </w:r>
+            <w:r>
+              <w:rPr>
+                <w:noProof/>
+                <w:webHidden/>
+              </w:rPr>
+              <w:fldChar w:fldCharType="end"/>
+            </w:r>
+          </w:hyperlink>
+        </w:p>
+        <w:p>
+          <w:pPr>
+            <w:pStyle w:val="TOC2"/>
+            <w:tabs>
+              <w:tab w:val="right" w:leader="dot" w:pos="7927"/>
+            </w:tabs>
+            <w:rPr>
+              <w:rFonts w:eastAsiaTheme="minorEastAsia"/>
+              <w:noProof/>
+              <w:kern w:val="0"/>
+              <w:lang w:eastAsia="en-ID"/>
+              <w14:ligatures w14:val="none"/>
+            </w:rPr>
+          </w:pPr>
+          <w:hyperlink w:anchor="_Toc228781115" w:history="1">
+            <w:r>
+              <w:rPr>
+                <w:rStyle w:val="Hyperlink"/>
+                <w:rFonts w:ascii="Times New Roman" w:hAnsi="Times New Roman" w:cs="Times New Roman"/>
+                <w:noProof/>
+              </w:rPr>
+              <w:t>3. 4 Metode Penelitian</w:t>
+            </w:r>
+            <w:r>
+              <w:rPr>
+                <w:noProof/>
+                <w:webHidden/>
+              </w:rPr>
+              <w:tab/>
+            </w:r>
+            <w:r>
+              <w:rPr>
+                <w:noProof/>
+                <w:webHidden/>
+              </w:rPr>
+              <w:fldChar w:fldCharType="begin"/>
+            </w:r>
+            <w:r>
+              <w:rPr>
+                <w:noProof/>
+                <w:webHidden/>
+              </w:rPr>
+              <w:instrText xml:space="preserve"> PAGEREF _Toc228781115 \h </w:instrText>
+            </w:r>
+            <w:r>
+              <w:rPr>
+                <w:noProof/>
+                <w:webHidden/>
+              </w:rPr>
+            </w:r>
+            <w:r>
+              <w:rPr>
+                <w:noProof/>
+                <w:webHidden/>
+              </w:rPr>
+              <w:fldChar w:fldCharType="separate"/>
+            </w:r>
+            <w:r>
+              <w:rPr>
+                <w:noProof/>
+                <w:webHidden/>
+              </w:rPr>
+              <w:t>1</w:t>
+            </w:r>
+            <w:r>
+              <w:rPr>
+                <w:noProof/>
+                <w:webHidden/>
+              </w:rPr>
+              <w:fldChar w:fldCharType="end"/>
+            </w:r>
+          </w:hyperlink>
+        </w:p>
+        <w:p>
+          <w:pPr>
+            <w:pStyle w:val="TOC2"/>
+            <w:tabs>
+              <w:tab w:val="right" w:leader="dot" w:pos="7927"/>
+            </w:tabs>
+            <w:rPr>
+              <w:rFonts w:eastAsiaTheme="minorEastAsia"/>
+              <w:noProof/>
+              <w:kern w:val="0"/>
+              <w:lang w:eastAsia="en-ID"/>
+              <w14:ligatures w14:val="none"/>
+            </w:rPr>
+          </w:pPr>
+          <w:hyperlink w:anchor="_Toc228781116" w:history="1">
+            <w:r>
+              <w:rPr>
+                <w:rStyle w:val="Hyperlink"/>
+                <w:rFonts w:ascii="Times New Roman" w:hAnsi="Times New Roman" w:cs="Times New Roman"/>
+                <w:noProof/>
+              </w:rPr>
+              <w:t>3. 5 Metode</w:t>
+            </w:r>
+            <w:r>
+              <w:rPr>
+                <w:noProof/>
+                <w:webHidden/>
+              </w:rPr>
+              <w:tab/>
+            </w:r>
+            <w:r>
+              <w:rPr>
+                <w:noProof/>
+                <w:webHidden/>
+              </w:rPr>
+              <w:fldChar w:fldCharType="begin"/>
+            </w:r>
+            <w:r>
+              <w:rPr>
+                <w:noProof/>
+                <w:webHidden/>
+              </w:rPr>
+              <w:instrText xml:space="preserve"> PAGEREF _Toc228781116 \h </w:instrText>
+            </w:r>
+            <w:r>
+              <w:rPr>
+                <w:noProof/>
+                <w:webHidden/>
+              </w:rPr>
+            </w:r>
+            <w:r>
+              <w:rPr>
+                <w:noProof/>
+                <w:webHidden/>
+              </w:rPr>
+              <w:fldChar w:fldCharType="separate"/>
+            </w:r>
+            <w:r>
+              <w:rPr>
+                <w:noProof/>
+                <w:webHidden/>
+              </w:rPr>
+              <w:t>2</w:t>
+            </w:r>
+            <w:r>
+              <w:rPr>
+                <w:noProof/>
+                <w:webHidden/>
+              </w:rPr>
+              <w:fldChar w:fldCharType="end"/>
+            </w:r>
+          </w:hyperlink>
+        </w:p>
+        <w:p>
+          <w:pPr>
+            <w:pStyle w:val="TOC2"/>
+            <w:tabs>
+              <w:tab w:val="right" w:leader="dot" w:pos="7927"/>
+            </w:tabs>
+            <w:rPr>
+              <w:rFonts w:eastAsiaTheme="minorEastAsia"/>
+              <w:noProof/>
+              <w:kern w:val="0"/>
+              <w:lang w:eastAsia="en-ID"/>
+              <w14:ligatures w14:val="none"/>
+            </w:rPr>
+          </w:pPr>
+          <w:hyperlink w:anchor="_Toc228781117" w:history="1">
+            <w:r>
+              <w:rPr>
+                <w:rStyle w:val="Hyperlink"/>
+                <w:rFonts w:ascii="Times New Roman" w:hAnsi="Times New Roman" w:cs="Times New Roman"/>
+                <w:noProof/>
+              </w:rPr>
+              <w:t>3. 6 Metode Perancangan</w:t>
+            </w:r>
+            <w:r>
+              <w:rPr>
+                <w:noProof/>
+                <w:webHidden/>
+              </w:rPr>
+              <w:tab/>
+            </w:r>
+            <w:r>
+              <w:rPr>
+                <w:noProof/>
+                <w:webHidden/>
+              </w:rPr>
+              <w:fldChar w:fldCharType="begin"/>
+            </w:r>
+            <w:r>
+              <w:rPr>
+                <w:noProof/>
+                <w:webHidden/>
+              </w:rPr>
+              <w:instrText xml:space="preserve"> PAGEREF _Toc228781117 \h </w:instrText>
+            </w:r>
+            <w:r>
+              <w:rPr>
+                <w:noProof/>
+                <w:webHidden/>
+              </w:rPr>
+            </w:r>
+            <w:r>
+              <w:rPr>
+                <w:noProof/>
+                <w:webHidden/>
+              </w:rPr>
+              <w:fldChar w:fldCharType="separate"/>
+            </w:r>
+            <w:r>
+              <w:rPr>
+                <w:noProof/>
+                <w:webHidden/>
+              </w:rPr>
+              <w:t>2</w:t>
             </w:r>
             <w:r>
               <w:rPr>
@@ -5265,14 +6511,14 @@
               <w14:ligatures w14:val="none"/>
             </w:rPr>
           </w:pPr>
-          <w:hyperlink w:anchor="_Toc226372523" w:history="1">
+          <w:hyperlink w:anchor="_Toc228781118" w:history="1">
             <w:r>
               <w:rPr>
                 <w:rStyle w:val="Hyperlink"/>
                 <w:rFonts w:ascii="Times New Roman" w:hAnsi="Times New Roman" w:cs="Times New Roman"/>
                 <w:noProof/>
               </w:rPr>
-              <w:t>BAB II TINJAUAN PUSTAKA</w:t>
+              <w:t>JADWAL PENELITIAN</w:t>
             </w:r>
             <w:r>
               <w:rPr>
@@ -5293,7 +6539,7 @@
                 <w:noProof/>
                 <w:webHidden/>
               </w:rPr>
-              <w:instrText xml:space="preserve"> PAGEREF _Toc226372523 \h </w:instrText>
+              <w:instrText xml:space="preserve"> PAGEREF _Toc228781118 \h </w:instrText>
             </w:r>
             <w:r>
               <w:rPr>
@@ -5313,591 +6559,7 @@
                 <w:noProof/>
                 <w:webHidden/>
               </w:rPr>
-              <w:t>4</w:t>
-            </w:r>
-            <w:r>
-              <w:rPr>
-                <w:noProof/>
-                <w:webHidden/>
-              </w:rPr>
-              <w:fldChar w:fldCharType="end"/>
-            </w:r>
-          </w:hyperlink>
-        </w:p>
-        <w:p>
-          <w:pPr>
-            <w:pStyle w:val="TOC2"/>
-            <w:tabs>
-              <w:tab w:val="right" w:leader="dot" w:pos="7927"/>
-            </w:tabs>
-            <w:rPr>
-              <w:rFonts w:eastAsiaTheme="minorEastAsia"/>
-              <w:noProof/>
-              <w:kern w:val="0"/>
-              <w:lang w:eastAsia="en-ID"/>
-              <w14:ligatures w14:val="none"/>
-            </w:rPr>
-          </w:pPr>
-          <w:hyperlink w:anchor="_Toc226372524" w:history="1">
-            <w:r>
-              <w:rPr>
-                <w:rStyle w:val="Hyperlink"/>
-                <w:rFonts w:ascii="Times New Roman" w:hAnsi="Times New Roman" w:cs="Times New Roman"/>
-                <w:noProof/>
-              </w:rPr>
-              <w:t>2. 1 Landasan Teori</w:t>
-            </w:r>
-            <w:r>
-              <w:rPr>
-                <w:noProof/>
-                <w:webHidden/>
-              </w:rPr>
-              <w:tab/>
-            </w:r>
-            <w:r>
-              <w:rPr>
-                <w:noProof/>
-                <w:webHidden/>
-              </w:rPr>
-              <w:fldChar w:fldCharType="begin"/>
-            </w:r>
-            <w:r>
-              <w:rPr>
-                <w:noProof/>
-                <w:webHidden/>
-              </w:rPr>
-              <w:instrText xml:space="preserve"> PAGEREF _Toc226372524 \h </w:instrText>
-            </w:r>
-            <w:r>
-              <w:rPr>
-                <w:noProof/>
-                <w:webHidden/>
-              </w:rPr>
-            </w:r>
-            <w:r>
-              <w:rPr>
-                <w:noProof/>
-                <w:webHidden/>
-              </w:rPr>
-              <w:fldChar w:fldCharType="separate"/>
-            </w:r>
-            <w:r>
-              <w:rPr>
-                <w:noProof/>
-                <w:webHidden/>
-              </w:rPr>
-              <w:t>4</w:t>
-            </w:r>
-            <w:r>
-              <w:rPr>
-                <w:noProof/>
-                <w:webHidden/>
-              </w:rPr>
-              <w:fldChar w:fldCharType="end"/>
-            </w:r>
-          </w:hyperlink>
-        </w:p>
-        <w:p>
-          <w:pPr>
-            <w:pStyle w:val="TOC3"/>
-            <w:tabs>
-              <w:tab w:val="right" w:leader="dot" w:pos="7927"/>
-            </w:tabs>
-            <w:rPr>
-              <w:rFonts w:eastAsiaTheme="minorEastAsia"/>
-              <w:noProof/>
-              <w:kern w:val="0"/>
-              <w:lang w:eastAsia="en-ID"/>
-              <w14:ligatures w14:val="none"/>
-            </w:rPr>
-          </w:pPr>
-          <w:hyperlink w:anchor="_Toc226372525" w:history="1">
-            <w:r>
-              <w:rPr>
-                <w:rStyle w:val="Hyperlink"/>
-                <w:rFonts w:ascii="Times New Roman" w:hAnsi="Times New Roman" w:cs="Times New Roman"/>
-                <w:noProof/>
-              </w:rPr>
-              <w:t>2. 1. 1 Artificial Intelligence</w:t>
-            </w:r>
-            <w:r>
-              <w:rPr>
-                <w:noProof/>
-                <w:webHidden/>
-              </w:rPr>
-              <w:tab/>
-            </w:r>
-            <w:r>
-              <w:rPr>
-                <w:noProof/>
-                <w:webHidden/>
-              </w:rPr>
-              <w:fldChar w:fldCharType="begin"/>
-            </w:r>
-            <w:r>
-              <w:rPr>
-                <w:noProof/>
-                <w:webHidden/>
-              </w:rPr>
-              <w:instrText xml:space="preserve"> PAGEREF _Toc226372525 \h </w:instrText>
-            </w:r>
-            <w:r>
-              <w:rPr>
-                <w:noProof/>
-                <w:webHidden/>
-              </w:rPr>
-            </w:r>
-            <w:r>
-              <w:rPr>
-                <w:noProof/>
-                <w:webHidden/>
-              </w:rPr>
-              <w:fldChar w:fldCharType="separate"/>
-            </w:r>
-            <w:r>
-              <w:rPr>
-                <w:noProof/>
-                <w:webHidden/>
-              </w:rPr>
-              <w:t>4</w:t>
-            </w:r>
-            <w:r>
-              <w:rPr>
-                <w:noProof/>
-                <w:webHidden/>
-              </w:rPr>
-              <w:fldChar w:fldCharType="end"/>
-            </w:r>
-          </w:hyperlink>
-        </w:p>
-        <w:p>
-          <w:pPr>
-            <w:pStyle w:val="TOC3"/>
-            <w:tabs>
-              <w:tab w:val="right" w:leader="dot" w:pos="7927"/>
-            </w:tabs>
-            <w:rPr>
-              <w:rFonts w:eastAsiaTheme="minorEastAsia"/>
-              <w:noProof/>
-              <w:kern w:val="0"/>
-              <w:lang w:eastAsia="en-ID"/>
-              <w14:ligatures w14:val="none"/>
-            </w:rPr>
-          </w:pPr>
-          <w:hyperlink w:anchor="_Toc226372526" w:history="1">
-            <w:r>
-              <w:rPr>
-                <w:rStyle w:val="Hyperlink"/>
-                <w:rFonts w:ascii="Times New Roman" w:hAnsi="Times New Roman" w:cs="Times New Roman"/>
-                <w:noProof/>
-              </w:rPr>
-              <w:t>2. 1. 2 Speech Recognition</w:t>
-            </w:r>
-            <w:r>
-              <w:rPr>
-                <w:noProof/>
-                <w:webHidden/>
-              </w:rPr>
-              <w:tab/>
-            </w:r>
-            <w:r>
-              <w:rPr>
-                <w:noProof/>
-                <w:webHidden/>
-              </w:rPr>
-              <w:fldChar w:fldCharType="begin"/>
-            </w:r>
-            <w:r>
-              <w:rPr>
-                <w:noProof/>
-                <w:webHidden/>
-              </w:rPr>
-              <w:instrText xml:space="preserve"> PAGEREF _Toc226372526 \h </w:instrText>
-            </w:r>
-            <w:r>
-              <w:rPr>
-                <w:noProof/>
-                <w:webHidden/>
-              </w:rPr>
-            </w:r>
-            <w:r>
-              <w:rPr>
-                <w:noProof/>
-                <w:webHidden/>
-              </w:rPr>
-              <w:fldChar w:fldCharType="separate"/>
-            </w:r>
-            <w:r>
-              <w:rPr>
-                <w:noProof/>
-                <w:webHidden/>
-              </w:rPr>
-              <w:t>4</w:t>
-            </w:r>
-            <w:r>
-              <w:rPr>
-                <w:noProof/>
-                <w:webHidden/>
-              </w:rPr>
-              <w:fldChar w:fldCharType="end"/>
-            </w:r>
-          </w:hyperlink>
-        </w:p>
-        <w:p>
-          <w:pPr>
-            <w:pStyle w:val="TOC3"/>
-            <w:tabs>
-              <w:tab w:val="right" w:leader="dot" w:pos="7927"/>
-            </w:tabs>
-            <w:rPr>
-              <w:rFonts w:eastAsiaTheme="minorEastAsia"/>
-              <w:noProof/>
-              <w:kern w:val="0"/>
-              <w:lang w:eastAsia="en-ID"/>
-              <w14:ligatures w14:val="none"/>
-            </w:rPr>
-          </w:pPr>
-          <w:hyperlink w:anchor="_Toc226372527" w:history="1">
-            <w:r>
-              <w:rPr>
-                <w:rStyle w:val="Hyperlink"/>
-                <w:rFonts w:ascii="Times New Roman" w:hAnsi="Times New Roman" w:cs="Times New Roman"/>
-                <w:noProof/>
-              </w:rPr>
-              <w:t>2. 1. 3 Pengolahan Sinyal Audio</w:t>
-            </w:r>
-            <w:r>
-              <w:rPr>
-                <w:noProof/>
-                <w:webHidden/>
-              </w:rPr>
-              <w:tab/>
-            </w:r>
-            <w:r>
-              <w:rPr>
-                <w:noProof/>
-                <w:webHidden/>
-              </w:rPr>
-              <w:fldChar w:fldCharType="begin"/>
-            </w:r>
-            <w:r>
-              <w:rPr>
-                <w:noProof/>
-                <w:webHidden/>
-              </w:rPr>
-              <w:instrText xml:space="preserve"> PAGEREF _Toc226372527 \h </w:instrText>
-            </w:r>
-            <w:r>
-              <w:rPr>
-                <w:noProof/>
-                <w:webHidden/>
-              </w:rPr>
-            </w:r>
-            <w:r>
-              <w:rPr>
-                <w:noProof/>
-                <w:webHidden/>
-              </w:rPr>
-              <w:fldChar w:fldCharType="separate"/>
-            </w:r>
-            <w:r>
-              <w:rPr>
-                <w:noProof/>
-                <w:webHidden/>
-              </w:rPr>
-              <w:t>4</w:t>
-            </w:r>
-            <w:r>
-              <w:rPr>
-                <w:noProof/>
-                <w:webHidden/>
-              </w:rPr>
-              <w:fldChar w:fldCharType="end"/>
-            </w:r>
-          </w:hyperlink>
-        </w:p>
-        <w:p>
-          <w:pPr>
-            <w:pStyle w:val="TOC2"/>
-            <w:tabs>
-              <w:tab w:val="right" w:leader="dot" w:pos="7927"/>
-            </w:tabs>
-            <w:rPr>
-              <w:rFonts w:eastAsiaTheme="minorEastAsia"/>
-              <w:noProof/>
-              <w:kern w:val="0"/>
-              <w:lang w:eastAsia="en-ID"/>
-              <w14:ligatures w14:val="none"/>
-            </w:rPr>
-          </w:pPr>
-          <w:hyperlink w:anchor="_Toc226372528" w:history="1">
-            <w:r>
-              <w:rPr>
-                <w:rStyle w:val="Hyperlink"/>
-                <w:rFonts w:ascii="Times New Roman" w:hAnsi="Times New Roman" w:cs="Times New Roman"/>
-                <w:noProof/>
-              </w:rPr>
-              <w:t>2. 2 Dasar Teori</w:t>
-            </w:r>
-            <w:r>
-              <w:rPr>
-                <w:noProof/>
-                <w:webHidden/>
-              </w:rPr>
-              <w:tab/>
-            </w:r>
-            <w:r>
-              <w:rPr>
-                <w:noProof/>
-                <w:webHidden/>
-              </w:rPr>
-              <w:fldChar w:fldCharType="begin"/>
-            </w:r>
-            <w:r>
-              <w:rPr>
-                <w:noProof/>
-                <w:webHidden/>
-              </w:rPr>
-              <w:instrText xml:space="preserve"> PAGEREF _Toc226372528 \h </w:instrText>
-            </w:r>
-            <w:r>
-              <w:rPr>
-                <w:noProof/>
-                <w:webHidden/>
-              </w:rPr>
-            </w:r>
-            <w:r>
-              <w:rPr>
-                <w:noProof/>
-                <w:webHidden/>
-              </w:rPr>
-              <w:fldChar w:fldCharType="separate"/>
-            </w:r>
-            <w:r>
-              <w:rPr>
-                <w:noProof/>
-                <w:webHidden/>
-              </w:rPr>
-              <w:t>4</w:t>
-            </w:r>
-            <w:r>
-              <w:rPr>
-                <w:noProof/>
-                <w:webHidden/>
-              </w:rPr>
-              <w:fldChar w:fldCharType="end"/>
-            </w:r>
-          </w:hyperlink>
-        </w:p>
-        <w:p>
-          <w:pPr>
-            <w:pStyle w:val="TOC3"/>
-            <w:tabs>
-              <w:tab w:val="right" w:leader="dot" w:pos="7927"/>
-            </w:tabs>
-            <w:rPr>
-              <w:rFonts w:eastAsiaTheme="minorEastAsia"/>
-              <w:noProof/>
-              <w:kern w:val="0"/>
-              <w:lang w:eastAsia="en-ID"/>
-              <w14:ligatures w14:val="none"/>
-            </w:rPr>
-          </w:pPr>
-          <w:hyperlink w:anchor="_Toc226372529" w:history="1">
-            <w:r>
-              <w:rPr>
-                <w:rStyle w:val="Hyperlink"/>
-                <w:rFonts w:ascii="Times New Roman" w:hAnsi="Times New Roman" w:cs="Times New Roman"/>
-                <w:noProof/>
-              </w:rPr>
-              <w:t>2. 2. 1 Mel-Frequency Cepstral Coefficients (MFCC)</w:t>
-            </w:r>
-            <w:r>
-              <w:rPr>
-                <w:noProof/>
-                <w:webHidden/>
-              </w:rPr>
-              <w:tab/>
-            </w:r>
-            <w:r>
-              <w:rPr>
-                <w:noProof/>
-                <w:webHidden/>
-              </w:rPr>
-              <w:fldChar w:fldCharType="begin"/>
-            </w:r>
-            <w:r>
-              <w:rPr>
-                <w:noProof/>
-                <w:webHidden/>
-              </w:rPr>
-              <w:instrText xml:space="preserve"> PAGEREF _Toc226372529 \h </w:instrText>
-            </w:r>
-            <w:r>
-              <w:rPr>
-                <w:noProof/>
-                <w:webHidden/>
-              </w:rPr>
-            </w:r>
-            <w:r>
-              <w:rPr>
-                <w:noProof/>
-                <w:webHidden/>
-              </w:rPr>
-              <w:fldChar w:fldCharType="separate"/>
-            </w:r>
-            <w:r>
-              <w:rPr>
-                <w:noProof/>
-                <w:webHidden/>
-              </w:rPr>
-              <w:t>4</w:t>
-            </w:r>
-            <w:r>
-              <w:rPr>
-                <w:noProof/>
-                <w:webHidden/>
-              </w:rPr>
-              <w:fldChar w:fldCharType="end"/>
-            </w:r>
-          </w:hyperlink>
-        </w:p>
-        <w:p>
-          <w:pPr>
-            <w:pStyle w:val="TOC3"/>
-            <w:tabs>
-              <w:tab w:val="right" w:leader="dot" w:pos="7927"/>
-            </w:tabs>
-            <w:rPr>
-              <w:rFonts w:eastAsiaTheme="minorEastAsia"/>
-              <w:noProof/>
-              <w:kern w:val="0"/>
-              <w:lang w:eastAsia="en-ID"/>
-              <w14:ligatures w14:val="none"/>
-            </w:rPr>
-          </w:pPr>
-          <w:hyperlink w:anchor="_Toc226372530" w:history="1">
-            <w:r>
-              <w:rPr>
-                <w:rStyle w:val="Hyperlink"/>
-                <w:rFonts w:ascii="Times New Roman" w:hAnsi="Times New Roman" w:cs="Times New Roman"/>
-                <w:noProof/>
-              </w:rPr>
-              <w:t>2. 2. 2 Levenshtein Distance</w:t>
-            </w:r>
-            <w:r>
-              <w:rPr>
-                <w:noProof/>
-                <w:webHidden/>
-              </w:rPr>
-              <w:tab/>
-            </w:r>
-            <w:r>
-              <w:rPr>
-                <w:noProof/>
-                <w:webHidden/>
-              </w:rPr>
-              <w:fldChar w:fldCharType="begin"/>
-            </w:r>
-            <w:r>
-              <w:rPr>
-                <w:noProof/>
-                <w:webHidden/>
-              </w:rPr>
-              <w:instrText xml:space="preserve"> PAGEREF _Toc226372530 \h </w:instrText>
-            </w:r>
-            <w:r>
-              <w:rPr>
-                <w:noProof/>
-                <w:webHidden/>
-              </w:rPr>
-            </w:r>
-            <w:r>
-              <w:rPr>
-                <w:noProof/>
-                <w:webHidden/>
-              </w:rPr>
-              <w:fldChar w:fldCharType="separate"/>
-            </w:r>
-            <w:r>
-              <w:rPr>
-                <w:noProof/>
-                <w:webHidden/>
-              </w:rPr>
-              <w:t>4</w:t>
-            </w:r>
-            <w:r>
-              <w:rPr>
-                <w:noProof/>
-                <w:webHidden/>
-              </w:rPr>
-              <w:fldChar w:fldCharType="end"/>
-            </w:r>
-          </w:hyperlink>
-        </w:p>
-        <w:p>
-          <w:pPr>
-            <w:pStyle w:val="TOC3"/>
-            <w:tabs>
-              <w:tab w:val="right" w:leader="dot" w:pos="7927"/>
-            </w:tabs>
-            <w:rPr>
-              <w:rFonts w:eastAsiaTheme="minorEastAsia"/>
-              <w:noProof/>
-              <w:kern w:val="0"/>
-              <w:lang w:eastAsia="en-ID"/>
-              <w14:ligatures w14:val="none"/>
-            </w:rPr>
-          </w:pPr>
-          <w:hyperlink w:anchor="_Toc226372531" w:history="1">
-            <w:r>
-              <w:rPr>
-                <w:rStyle w:val="Hyperlink"/>
-                <w:rFonts w:ascii="Times New Roman" w:hAnsi="Times New Roman" w:cs="Times New Roman"/>
-                <w:noProof/>
-              </w:rPr>
-              <w:t>2. 2. 3 Evaluasi Bacaan Al-Qur’an</w:t>
-            </w:r>
-            <w:r>
-              <w:rPr>
-                <w:noProof/>
-                <w:webHidden/>
-              </w:rPr>
-              <w:tab/>
-            </w:r>
-            <w:r>
-              <w:rPr>
-                <w:noProof/>
-                <w:webHidden/>
-              </w:rPr>
-              <w:fldChar w:fldCharType="begin"/>
-            </w:r>
-            <w:r>
-              <w:rPr>
-                <w:noProof/>
-                <w:webHidden/>
-              </w:rPr>
-              <w:instrText xml:space="preserve"> PAGEREF _Toc226372531 \h </w:instrText>
-            </w:r>
-            <w:r>
-              <w:rPr>
-                <w:noProof/>
-                <w:webHidden/>
-              </w:rPr>
-            </w:r>
-            <w:r>
-              <w:rPr>
-                <w:noProof/>
-                <w:webHidden/>
-              </w:rPr>
-              <w:fldChar w:fldCharType="separate"/>
-            </w:r>
-            <w:r>
-              <w:rPr>
-                <w:noProof/>
-                <w:webHidden/>
-              </w:rPr>
-              <w:t>5</w:t>
+              <w:t>1</w:t>
             </w:r>
             <w:r>
               <w:rPr>
@@ -5922,14 +6584,14 @@
               <w14:ligatures w14:val="none"/>
             </w:rPr>
           </w:pPr>
-          <w:hyperlink w:anchor="_Toc226372532" w:history="1">
+          <w:hyperlink w:anchor="_Toc228781119" w:history="1">
             <w:r>
               <w:rPr>
                 <w:rStyle w:val="Hyperlink"/>
                 <w:rFonts w:ascii="Times New Roman" w:hAnsi="Times New Roman" w:cs="Times New Roman"/>
                 <w:noProof/>
               </w:rPr>
-              <w:t>BAB III METODOLOGI PENELITIAN</w:t>
+              <w:t>DAFTAR PUSTAKA</w:t>
             </w:r>
             <w:r>
               <w:rPr>
@@ -5950,7 +6612,7 @@
                 <w:noProof/>
                 <w:webHidden/>
               </w:rPr>
-              <w:instrText xml:space="preserve"> PAGEREF _Toc226372532 \h </w:instrText>
+              <w:instrText xml:space="preserve"> PAGEREF _Toc228781119 \h </w:instrText>
             </w:r>
             <w:r>
               <w:rPr>
@@ -5971,663 +6633,6 @@
                 <w:webHidden/>
               </w:rPr>
               <w:t>1</w:t>
-            </w:r>
-            <w:r>
-              <w:rPr>
-                <w:noProof/>
-                <w:webHidden/>
-              </w:rPr>
-              <w:fldChar w:fldCharType="end"/>
-            </w:r>
-          </w:hyperlink>
-        </w:p>
-        <w:p>
-          <w:pPr>
-            <w:pStyle w:val="TOC2"/>
-            <w:tabs>
-              <w:tab w:val="right" w:leader="dot" w:pos="7927"/>
-            </w:tabs>
-            <w:rPr>
-              <w:rFonts w:eastAsiaTheme="minorEastAsia"/>
-              <w:noProof/>
-              <w:kern w:val="0"/>
-              <w:lang w:eastAsia="en-ID"/>
-              <w14:ligatures w14:val="none"/>
-            </w:rPr>
-          </w:pPr>
-          <w:hyperlink w:anchor="_Toc226372533" w:history="1">
-            <w:r>
-              <w:rPr>
-                <w:rStyle w:val="Hyperlink"/>
-                <w:rFonts w:ascii="Times New Roman" w:hAnsi="Times New Roman" w:cs="Times New Roman"/>
-                <w:noProof/>
-              </w:rPr>
-              <w:t>3. 1 Kerangka Berpikir</w:t>
-            </w:r>
-            <w:r>
-              <w:rPr>
-                <w:noProof/>
-                <w:webHidden/>
-              </w:rPr>
-              <w:tab/>
-            </w:r>
-            <w:r>
-              <w:rPr>
-                <w:noProof/>
-                <w:webHidden/>
-              </w:rPr>
-              <w:fldChar w:fldCharType="begin"/>
-            </w:r>
-            <w:r>
-              <w:rPr>
-                <w:noProof/>
-                <w:webHidden/>
-              </w:rPr>
-              <w:instrText xml:space="preserve"> PAGEREF _Toc226372533 \h </w:instrText>
-            </w:r>
-            <w:r>
-              <w:rPr>
-                <w:noProof/>
-                <w:webHidden/>
-              </w:rPr>
-            </w:r>
-            <w:r>
-              <w:rPr>
-                <w:noProof/>
-                <w:webHidden/>
-              </w:rPr>
-              <w:fldChar w:fldCharType="separate"/>
-            </w:r>
-            <w:r>
-              <w:rPr>
-                <w:noProof/>
-                <w:webHidden/>
-              </w:rPr>
-              <w:t>1</w:t>
-            </w:r>
-            <w:r>
-              <w:rPr>
-                <w:noProof/>
-                <w:webHidden/>
-              </w:rPr>
-              <w:fldChar w:fldCharType="end"/>
-            </w:r>
-          </w:hyperlink>
-        </w:p>
-        <w:p>
-          <w:pPr>
-            <w:pStyle w:val="TOC2"/>
-            <w:tabs>
-              <w:tab w:val="right" w:leader="dot" w:pos="7927"/>
-            </w:tabs>
-            <w:rPr>
-              <w:rFonts w:eastAsiaTheme="minorEastAsia"/>
-              <w:noProof/>
-              <w:kern w:val="0"/>
-              <w:lang w:eastAsia="en-ID"/>
-              <w14:ligatures w14:val="none"/>
-            </w:rPr>
-          </w:pPr>
-          <w:hyperlink w:anchor="_Toc226372534" w:history="1">
-            <w:r>
-              <w:rPr>
-                <w:rStyle w:val="Hyperlink"/>
-                <w:rFonts w:ascii="Times New Roman" w:hAnsi="Times New Roman" w:cs="Times New Roman"/>
-                <w:noProof/>
-              </w:rPr>
-              <w:t>3. 2 Waktu dan Tempat Penelitian</w:t>
-            </w:r>
-            <w:r>
-              <w:rPr>
-                <w:noProof/>
-                <w:webHidden/>
-              </w:rPr>
-              <w:tab/>
-            </w:r>
-            <w:r>
-              <w:rPr>
-                <w:noProof/>
-                <w:webHidden/>
-              </w:rPr>
-              <w:fldChar w:fldCharType="begin"/>
-            </w:r>
-            <w:r>
-              <w:rPr>
-                <w:noProof/>
-                <w:webHidden/>
-              </w:rPr>
-              <w:instrText xml:space="preserve"> PAGEREF _Toc226372534 \h </w:instrText>
-            </w:r>
-            <w:r>
-              <w:rPr>
-                <w:noProof/>
-                <w:webHidden/>
-              </w:rPr>
-            </w:r>
-            <w:r>
-              <w:rPr>
-                <w:noProof/>
-                <w:webHidden/>
-              </w:rPr>
-              <w:fldChar w:fldCharType="separate"/>
-            </w:r>
-            <w:r>
-              <w:rPr>
-                <w:noProof/>
-                <w:webHidden/>
-              </w:rPr>
-              <w:t>1</w:t>
-            </w:r>
-            <w:r>
-              <w:rPr>
-                <w:noProof/>
-                <w:webHidden/>
-              </w:rPr>
-              <w:fldChar w:fldCharType="end"/>
-            </w:r>
-          </w:hyperlink>
-        </w:p>
-        <w:p>
-          <w:pPr>
-            <w:pStyle w:val="TOC2"/>
-            <w:tabs>
-              <w:tab w:val="right" w:leader="dot" w:pos="7927"/>
-            </w:tabs>
-            <w:rPr>
-              <w:rFonts w:eastAsiaTheme="minorEastAsia"/>
-              <w:noProof/>
-              <w:kern w:val="0"/>
-              <w:lang w:eastAsia="en-ID"/>
-              <w14:ligatures w14:val="none"/>
-            </w:rPr>
-          </w:pPr>
-          <w:hyperlink w:anchor="_Toc226372535" w:history="1">
-            <w:r>
-              <w:rPr>
-                <w:rStyle w:val="Hyperlink"/>
-                <w:rFonts w:ascii="Times New Roman" w:hAnsi="Times New Roman" w:cs="Times New Roman"/>
-                <w:noProof/>
-              </w:rPr>
-              <w:t>3. 3 Alat dan Bahan</w:t>
-            </w:r>
-            <w:r>
-              <w:rPr>
-                <w:noProof/>
-                <w:webHidden/>
-              </w:rPr>
-              <w:tab/>
-            </w:r>
-            <w:r>
-              <w:rPr>
-                <w:noProof/>
-                <w:webHidden/>
-              </w:rPr>
-              <w:fldChar w:fldCharType="begin"/>
-            </w:r>
-            <w:r>
-              <w:rPr>
-                <w:noProof/>
-                <w:webHidden/>
-              </w:rPr>
-              <w:instrText xml:space="preserve"> PAGEREF _Toc226372535 \h </w:instrText>
-            </w:r>
-            <w:r>
-              <w:rPr>
-                <w:noProof/>
-                <w:webHidden/>
-              </w:rPr>
-            </w:r>
-            <w:r>
-              <w:rPr>
-                <w:noProof/>
-                <w:webHidden/>
-              </w:rPr>
-              <w:fldChar w:fldCharType="separate"/>
-            </w:r>
-            <w:r>
-              <w:rPr>
-                <w:noProof/>
-                <w:webHidden/>
-              </w:rPr>
-              <w:t>1</w:t>
-            </w:r>
-            <w:r>
-              <w:rPr>
-                <w:noProof/>
-                <w:webHidden/>
-              </w:rPr>
-              <w:fldChar w:fldCharType="end"/>
-            </w:r>
-          </w:hyperlink>
-        </w:p>
-        <w:p>
-          <w:pPr>
-            <w:pStyle w:val="TOC3"/>
-            <w:tabs>
-              <w:tab w:val="right" w:leader="dot" w:pos="7927"/>
-            </w:tabs>
-            <w:rPr>
-              <w:rFonts w:eastAsiaTheme="minorEastAsia"/>
-              <w:noProof/>
-              <w:kern w:val="0"/>
-              <w:lang w:eastAsia="en-ID"/>
-              <w14:ligatures w14:val="none"/>
-            </w:rPr>
-          </w:pPr>
-          <w:hyperlink w:anchor="_Toc226372536" w:history="1">
-            <w:r>
-              <w:rPr>
-                <w:rStyle w:val="Hyperlink"/>
-                <w:rFonts w:ascii="Times New Roman" w:hAnsi="Times New Roman" w:cs="Times New Roman"/>
-                <w:noProof/>
-              </w:rPr>
-              <w:t>3. 3. 1 Perangkat Keras</w:t>
-            </w:r>
-            <w:r>
-              <w:rPr>
-                <w:noProof/>
-                <w:webHidden/>
-              </w:rPr>
-              <w:tab/>
-            </w:r>
-            <w:r>
-              <w:rPr>
-                <w:noProof/>
-                <w:webHidden/>
-              </w:rPr>
-              <w:fldChar w:fldCharType="begin"/>
-            </w:r>
-            <w:r>
-              <w:rPr>
-                <w:noProof/>
-                <w:webHidden/>
-              </w:rPr>
-              <w:instrText xml:space="preserve"> PAGEREF _Toc226372536 \h </w:instrText>
-            </w:r>
-            <w:r>
-              <w:rPr>
-                <w:noProof/>
-                <w:webHidden/>
-              </w:rPr>
-            </w:r>
-            <w:r>
-              <w:rPr>
-                <w:noProof/>
-                <w:webHidden/>
-              </w:rPr>
-              <w:fldChar w:fldCharType="separate"/>
-            </w:r>
-            <w:r>
-              <w:rPr>
-                <w:noProof/>
-                <w:webHidden/>
-              </w:rPr>
-              <w:t>1</w:t>
-            </w:r>
-            <w:r>
-              <w:rPr>
-                <w:noProof/>
-                <w:webHidden/>
-              </w:rPr>
-              <w:fldChar w:fldCharType="end"/>
-            </w:r>
-          </w:hyperlink>
-        </w:p>
-        <w:p>
-          <w:pPr>
-            <w:pStyle w:val="TOC2"/>
-            <w:tabs>
-              <w:tab w:val="right" w:leader="dot" w:pos="7927"/>
-            </w:tabs>
-            <w:rPr>
-              <w:rFonts w:eastAsiaTheme="minorEastAsia"/>
-              <w:noProof/>
-              <w:kern w:val="0"/>
-              <w:lang w:eastAsia="en-ID"/>
-              <w14:ligatures w14:val="none"/>
-            </w:rPr>
-          </w:pPr>
-          <w:hyperlink w:anchor="_Toc226372537" w:history="1">
-            <w:r>
-              <w:rPr>
-                <w:rStyle w:val="Hyperlink"/>
-                <w:rFonts w:ascii="Times New Roman" w:hAnsi="Times New Roman" w:cs="Times New Roman"/>
-                <w:noProof/>
-              </w:rPr>
-              <w:t>3. 4 Metode Penelitian</w:t>
-            </w:r>
-            <w:r>
-              <w:rPr>
-                <w:noProof/>
-                <w:webHidden/>
-              </w:rPr>
-              <w:tab/>
-            </w:r>
-            <w:r>
-              <w:rPr>
-                <w:noProof/>
-                <w:webHidden/>
-              </w:rPr>
-              <w:fldChar w:fldCharType="begin"/>
-            </w:r>
-            <w:r>
-              <w:rPr>
-                <w:noProof/>
-                <w:webHidden/>
-              </w:rPr>
-              <w:instrText xml:space="preserve"> PAGEREF _Toc226372537 \h </w:instrText>
-            </w:r>
-            <w:r>
-              <w:rPr>
-                <w:noProof/>
-                <w:webHidden/>
-              </w:rPr>
-            </w:r>
-            <w:r>
-              <w:rPr>
-                <w:noProof/>
-                <w:webHidden/>
-              </w:rPr>
-              <w:fldChar w:fldCharType="separate"/>
-            </w:r>
-            <w:r>
-              <w:rPr>
-                <w:noProof/>
-                <w:webHidden/>
-              </w:rPr>
-              <w:t>1</w:t>
-            </w:r>
-            <w:r>
-              <w:rPr>
-                <w:noProof/>
-                <w:webHidden/>
-              </w:rPr>
-              <w:fldChar w:fldCharType="end"/>
-            </w:r>
-          </w:hyperlink>
-        </w:p>
-        <w:p>
-          <w:pPr>
-            <w:pStyle w:val="TOC2"/>
-            <w:tabs>
-              <w:tab w:val="right" w:leader="dot" w:pos="7927"/>
-            </w:tabs>
-            <w:rPr>
-              <w:rFonts w:eastAsiaTheme="minorEastAsia"/>
-              <w:noProof/>
-              <w:kern w:val="0"/>
-              <w:lang w:eastAsia="en-ID"/>
-              <w14:ligatures w14:val="none"/>
-            </w:rPr>
-          </w:pPr>
-          <w:hyperlink w:anchor="_Toc226372538" w:history="1">
-            <w:r>
-              <w:rPr>
-                <w:rStyle w:val="Hyperlink"/>
-                <w:rFonts w:ascii="Times New Roman" w:hAnsi="Times New Roman" w:cs="Times New Roman"/>
-                <w:noProof/>
-              </w:rPr>
-              <w:t>3. 5 Metode</w:t>
-            </w:r>
-            <w:r>
-              <w:rPr>
-                <w:noProof/>
-                <w:webHidden/>
-              </w:rPr>
-              <w:tab/>
-            </w:r>
-            <w:r>
-              <w:rPr>
-                <w:noProof/>
-                <w:webHidden/>
-              </w:rPr>
-              <w:fldChar w:fldCharType="begin"/>
-            </w:r>
-            <w:r>
-              <w:rPr>
-                <w:noProof/>
-                <w:webHidden/>
-              </w:rPr>
-              <w:instrText xml:space="preserve"> PAGEREF _Toc226372538 \h </w:instrText>
-            </w:r>
-            <w:r>
-              <w:rPr>
-                <w:noProof/>
-                <w:webHidden/>
-              </w:rPr>
-            </w:r>
-            <w:r>
-              <w:rPr>
-                <w:noProof/>
-                <w:webHidden/>
-              </w:rPr>
-              <w:fldChar w:fldCharType="separate"/>
-            </w:r>
-            <w:r>
-              <w:rPr>
-                <w:noProof/>
-                <w:webHidden/>
-              </w:rPr>
-              <w:t>2</w:t>
-            </w:r>
-            <w:r>
-              <w:rPr>
-                <w:noProof/>
-                <w:webHidden/>
-              </w:rPr>
-              <w:fldChar w:fldCharType="end"/>
-            </w:r>
-          </w:hyperlink>
-        </w:p>
-        <w:p>
-          <w:pPr>
-            <w:pStyle w:val="TOC2"/>
-            <w:tabs>
-              <w:tab w:val="right" w:leader="dot" w:pos="7927"/>
-            </w:tabs>
-            <w:rPr>
-              <w:rFonts w:eastAsiaTheme="minorEastAsia"/>
-              <w:noProof/>
-              <w:kern w:val="0"/>
-              <w:lang w:eastAsia="en-ID"/>
-              <w14:ligatures w14:val="none"/>
-            </w:rPr>
-          </w:pPr>
-          <w:hyperlink w:anchor="_Toc226372539" w:history="1">
-            <w:r>
-              <w:rPr>
-                <w:rStyle w:val="Hyperlink"/>
-                <w:rFonts w:ascii="Times New Roman" w:hAnsi="Times New Roman" w:cs="Times New Roman"/>
-                <w:noProof/>
-              </w:rPr>
-              <w:t>3. 6 Metode Perancangan</w:t>
-            </w:r>
-            <w:r>
-              <w:rPr>
-                <w:noProof/>
-                <w:webHidden/>
-              </w:rPr>
-              <w:tab/>
-            </w:r>
-            <w:r>
-              <w:rPr>
-                <w:noProof/>
-                <w:webHidden/>
-              </w:rPr>
-              <w:fldChar w:fldCharType="begin"/>
-            </w:r>
-            <w:r>
-              <w:rPr>
-                <w:noProof/>
-                <w:webHidden/>
-              </w:rPr>
-              <w:instrText xml:space="preserve"> PAGEREF _Toc226372539 \h </w:instrText>
-            </w:r>
-            <w:r>
-              <w:rPr>
-                <w:noProof/>
-                <w:webHidden/>
-              </w:rPr>
-            </w:r>
-            <w:r>
-              <w:rPr>
-                <w:noProof/>
-                <w:webHidden/>
-              </w:rPr>
-              <w:fldChar w:fldCharType="separate"/>
-            </w:r>
-            <w:r>
-              <w:rPr>
-                <w:noProof/>
-                <w:webHidden/>
-              </w:rPr>
-              <w:t>2</w:t>
-            </w:r>
-            <w:r>
-              <w:rPr>
-                <w:noProof/>
-                <w:webHidden/>
-              </w:rPr>
-              <w:fldChar w:fldCharType="end"/>
-            </w:r>
-          </w:hyperlink>
-        </w:p>
-        <w:p>
-          <w:pPr>
-            <w:pStyle w:val="TOC1"/>
-            <w:tabs>
-              <w:tab w:val="right" w:leader="dot" w:pos="7927"/>
-            </w:tabs>
-            <w:rPr>
-              <w:rFonts w:eastAsiaTheme="minorEastAsia"/>
-              <w:noProof/>
-              <w:kern w:val="0"/>
-              <w:lang w:eastAsia="en-ID"/>
-              <w14:ligatures w14:val="none"/>
-            </w:rPr>
-          </w:pPr>
-          <w:hyperlink w:anchor="_Toc226372540" w:history="1">
-            <w:r>
-              <w:rPr>
-                <w:rStyle w:val="Hyperlink"/>
-                <w:rFonts w:ascii="Times New Roman" w:hAnsi="Times New Roman" w:cs="Times New Roman"/>
-                <w:noProof/>
-              </w:rPr>
-              <w:t>BAB IV JADWAL PENELITIAN</w:t>
-            </w:r>
-            <w:r>
-              <w:rPr>
-                <w:noProof/>
-                <w:webHidden/>
-              </w:rPr>
-              <w:tab/>
-            </w:r>
-            <w:r>
-              <w:rPr>
-                <w:noProof/>
-                <w:webHidden/>
-              </w:rPr>
-              <w:fldChar w:fldCharType="begin"/>
-            </w:r>
-            <w:r>
-              <w:rPr>
-                <w:noProof/>
-                <w:webHidden/>
-              </w:rPr>
-              <w:instrText xml:space="preserve"> PAGEREF _Toc226372540 \h </w:instrText>
-            </w:r>
-            <w:r>
-              <w:rPr>
-                <w:noProof/>
-                <w:webHidden/>
-              </w:rPr>
-            </w:r>
-            <w:r>
-              <w:rPr>
-                <w:noProof/>
-                <w:webHidden/>
-              </w:rPr>
-              <w:fldChar w:fldCharType="separate"/>
-            </w:r>
-            <w:r>
-              <w:rPr>
-                <w:noProof/>
-                <w:webHidden/>
-              </w:rPr>
-              <w:t>1</w:t>
-            </w:r>
-            <w:r>
-              <w:rPr>
-                <w:noProof/>
-                <w:webHidden/>
-              </w:rPr>
-              <w:fldChar w:fldCharType="end"/>
-            </w:r>
-          </w:hyperlink>
-        </w:p>
-        <w:p>
-          <w:pPr>
-            <w:pStyle w:val="TOC1"/>
-            <w:tabs>
-              <w:tab w:val="right" w:leader="dot" w:pos="7927"/>
-            </w:tabs>
-            <w:rPr>
-              <w:rFonts w:eastAsiaTheme="minorEastAsia"/>
-              <w:noProof/>
-              <w:kern w:val="0"/>
-              <w:lang w:eastAsia="en-ID"/>
-              <w14:ligatures w14:val="none"/>
-            </w:rPr>
-          </w:pPr>
-          <w:hyperlink w:anchor="_Toc226372541" w:history="1">
-            <w:r>
-              <w:rPr>
-                <w:rStyle w:val="Hyperlink"/>
-                <w:rFonts w:ascii="Times New Roman" w:hAnsi="Times New Roman" w:cs="Times New Roman"/>
-                <w:noProof/>
-              </w:rPr>
-              <w:t>DAFTAR PUSTAKA</w:t>
-            </w:r>
-            <w:r>
-              <w:rPr>
-                <w:noProof/>
-                <w:webHidden/>
-              </w:rPr>
-              <w:tab/>
-            </w:r>
-            <w:r>
-              <w:rPr>
-                <w:noProof/>
-                <w:webHidden/>
-              </w:rPr>
-              <w:fldChar w:fldCharType="begin"/>
-            </w:r>
-            <w:r>
-              <w:rPr>
-                <w:noProof/>
-                <w:webHidden/>
-              </w:rPr>
-              <w:instrText xml:space="preserve"> PAGEREF _Toc226372541 \h </w:instrText>
-            </w:r>
-            <w:r>
-              <w:rPr>
-                <w:noProof/>
-                <w:webHidden/>
-              </w:rPr>
-            </w:r>
-            <w:r>
-              <w:rPr>
-                <w:noProof/>
-                <w:webHidden/>
-              </w:rPr>
-              <w:fldChar w:fldCharType="separate"/>
-            </w:r>
-            <w:r>
-              <w:rPr>
-                <w:noProof/>
-                <w:webHidden/>
-              </w:rPr>
-              <w:t>2</w:t>
             </w:r>
             <w:r>
               <w:rPr>
@@ -6680,7 +6685,7 @@
         <w:lastRenderedPageBreak/>
         <w:br/>
       </w:r>
-      <w:bookmarkStart w:id="5" w:name="_Toc226372518"/>
+      <w:bookmarkStart w:id="5" w:name="_Toc228781096"/>
       <w:r>
         <w:rPr>
           <w:rFonts w:ascii="Times New Roman" w:hAnsi="Times New Roman" w:cs="Times New Roman"/>
@@ -6697,12 +6702,20 @@
           <w:rFonts w:ascii="Times New Roman" w:hAnsi="Times New Roman" w:cs="Times New Roman"/>
         </w:rPr>
       </w:pPr>
-      <w:bookmarkStart w:id="6" w:name="_Toc226372519"/>
-      <w:r>
-        <w:rPr>
-          <w:rFonts w:ascii="Times New Roman" w:hAnsi="Times New Roman" w:cs="Times New Roman"/>
-        </w:rPr>
-        <w:t xml:space="preserve">Latar </w:t>
+      <w:bookmarkStart w:id="6" w:name="_Toc228781097"/>
+      <w:proofErr w:type="spellStart"/>
+      <w:r>
+        <w:rPr>
+          <w:rFonts w:ascii="Times New Roman" w:hAnsi="Times New Roman" w:cs="Times New Roman"/>
+        </w:rPr>
+        <w:t>Latar</w:t>
+      </w:r>
+      <w:proofErr w:type="spellEnd"/>
+      <w:r>
+        <w:rPr>
+          <w:rFonts w:ascii="Times New Roman" w:hAnsi="Times New Roman" w:cs="Times New Roman"/>
+        </w:rPr>
+        <w:t xml:space="preserve"> </w:t>
       </w:r>
       <w:proofErr w:type="spellStart"/>
       <w:r>
@@ -6722,19 +6735,254 @@
         <w:jc w:val="both"/>
       </w:pPr>
       <w:r>
-        <w:t>Hasil kajian Institut Ilmu Alquran (IIQ) Jakarta 2024 menunjukkan persentase buta aksara Alquran di Indonesia mencapai 58 persen sampai dengan 65 persen.</w:t>
-      </w:r>
-      <w:r>
-        <w:t xml:space="preserve"> </w:t>
-      </w:r>
-      <w:r>
-        <w:t>Sementara data Index Literasi Alquran Kementerian Agama 2023 menunjukkan, hanya 44,57 persen umat Islam yang mampu membaca ayat dengan lancar sesuai tajwid</w:t>
-      </w:r>
-      <w:r>
-        <w:t>.</w:t>
-      </w:r>
-      <w:r>
-        <w:t xml:space="preserve"> (</w:t>
+        <w:rPr>
+          <w:lang w:val="en-US"/>
+        </w:rPr>
+        <w:t xml:space="preserve">Indonesia </w:t>
+      </w:r>
+      <w:proofErr w:type="spellStart"/>
+      <w:r>
+        <w:rPr>
+          <w:lang w:val="en-US"/>
+        </w:rPr>
+        <w:t>sudah</w:t>
+      </w:r>
+      <w:proofErr w:type="spellEnd"/>
+      <w:r>
+        <w:rPr>
+          <w:lang w:val="en-US"/>
+        </w:rPr>
+        <w:t xml:space="preserve"> </w:t>
+      </w:r>
+      <w:proofErr w:type="spellStart"/>
+      <w:r>
+        <w:rPr>
+          <w:lang w:val="en-US"/>
+        </w:rPr>
+        <w:t>dikenal</w:t>
+      </w:r>
+      <w:proofErr w:type="spellEnd"/>
+      <w:r>
+        <w:rPr>
+          <w:lang w:val="en-US"/>
+        </w:rPr>
+        <w:t xml:space="preserve"> </w:t>
+      </w:r>
+      <w:proofErr w:type="spellStart"/>
+      <w:r>
+        <w:rPr>
+          <w:lang w:val="en-US"/>
+        </w:rPr>
+        <w:t>sebagai</w:t>
+      </w:r>
+      <w:proofErr w:type="spellEnd"/>
+      <w:r>
+        <w:rPr>
+          <w:lang w:val="en-US"/>
+        </w:rPr>
+        <w:t xml:space="preserve"> negara </w:t>
+      </w:r>
+      <w:proofErr w:type="spellStart"/>
+      <w:r>
+        <w:rPr>
+          <w:lang w:val="en-US"/>
+        </w:rPr>
+        <w:t>dengan</w:t>
+      </w:r>
+      <w:proofErr w:type="spellEnd"/>
+      <w:r>
+        <w:rPr>
+          <w:lang w:val="en-US"/>
+        </w:rPr>
+        <w:t xml:space="preserve"> </w:t>
+      </w:r>
+      <w:proofErr w:type="spellStart"/>
+      <w:r>
+        <w:rPr>
+          <w:lang w:val="en-US"/>
+        </w:rPr>
+        <w:t>jumlah</w:t>
+      </w:r>
+      <w:proofErr w:type="spellEnd"/>
+      <w:r>
+        <w:rPr>
+          <w:lang w:val="en-US"/>
+        </w:rPr>
+        <w:t xml:space="preserve"> </w:t>
+      </w:r>
+      <w:proofErr w:type="spellStart"/>
+      <w:r>
+        <w:rPr>
+          <w:lang w:val="en-US"/>
+        </w:rPr>
+        <w:t>penduduk</w:t>
+      </w:r>
+      <w:proofErr w:type="spellEnd"/>
+      <w:r>
+        <w:rPr>
+          <w:lang w:val="en-US"/>
+        </w:rPr>
+        <w:t xml:space="preserve"> </w:t>
+      </w:r>
+      <w:proofErr w:type="spellStart"/>
+      <w:r>
+        <w:rPr>
+          <w:lang w:val="en-US"/>
+        </w:rPr>
+        <w:t>muslim</w:t>
+      </w:r>
+      <w:proofErr w:type="spellEnd"/>
+      <w:r>
+        <w:rPr>
+          <w:lang w:val="en-US"/>
+        </w:rPr>
+        <w:t xml:space="preserve"> </w:t>
+      </w:r>
+      <w:proofErr w:type="spellStart"/>
+      <w:r>
+        <w:rPr>
+          <w:lang w:val="en-US"/>
+        </w:rPr>
+        <w:t>terbnyak</w:t>
+      </w:r>
+      <w:proofErr w:type="spellEnd"/>
+      <w:r>
+        <w:rPr>
+          <w:lang w:val="en-US"/>
+        </w:rPr>
+        <w:t xml:space="preserve">, </w:t>
+      </w:r>
+      <w:proofErr w:type="spellStart"/>
+      <w:r>
+        <w:rPr>
+          <w:lang w:val="en-US"/>
+        </w:rPr>
+        <w:t>namun</w:t>
+      </w:r>
+      <w:proofErr w:type="spellEnd"/>
+      <w:r>
+        <w:rPr>
+          <w:lang w:val="en-US"/>
+        </w:rPr>
+        <w:t xml:space="preserve"> </w:t>
+      </w:r>
+      <w:proofErr w:type="spellStart"/>
+      <w:r>
+        <w:rPr>
+          <w:lang w:val="en-US"/>
+        </w:rPr>
+        <w:t>tingkat</w:t>
+      </w:r>
+      <w:proofErr w:type="spellEnd"/>
+      <w:r>
+        <w:rPr>
+          <w:lang w:val="en-US"/>
+        </w:rPr>
+        <w:t xml:space="preserve"> </w:t>
+      </w:r>
+      <w:proofErr w:type="spellStart"/>
+      <w:r>
+        <w:rPr>
+          <w:lang w:val="en-US"/>
+        </w:rPr>
+        <w:t>literasi</w:t>
+      </w:r>
+      <w:proofErr w:type="spellEnd"/>
+      <w:r>
+        <w:rPr>
+          <w:lang w:val="en-US"/>
+        </w:rPr>
+        <w:t xml:space="preserve"> </w:t>
+      </w:r>
+      <w:proofErr w:type="spellStart"/>
+      <w:r>
+        <w:rPr>
+          <w:lang w:val="en-US"/>
+        </w:rPr>
+        <w:t>terhadap</w:t>
+      </w:r>
+      <w:proofErr w:type="spellEnd"/>
+      <w:r>
+        <w:rPr>
+          <w:lang w:val="en-US"/>
+        </w:rPr>
+        <w:t xml:space="preserve"> Al-Qur’an yang </w:t>
+      </w:r>
+      <w:proofErr w:type="spellStart"/>
+      <w:r>
+        <w:rPr>
+          <w:lang w:val="en-US"/>
+        </w:rPr>
+        <w:t>merupakan</w:t>
+      </w:r>
+      <w:proofErr w:type="spellEnd"/>
+      <w:r>
+        <w:rPr>
+          <w:lang w:val="en-US"/>
+        </w:rPr>
+        <w:t xml:space="preserve"> kitab </w:t>
+      </w:r>
+      <w:proofErr w:type="spellStart"/>
+      <w:r>
+        <w:rPr>
+          <w:lang w:val="en-US"/>
+        </w:rPr>
+        <w:t>sucinya</w:t>
+      </w:r>
+      <w:proofErr w:type="spellEnd"/>
+      <w:r>
+        <w:rPr>
+          <w:lang w:val="en-US"/>
+        </w:rPr>
+        <w:t xml:space="preserve"> </w:t>
+      </w:r>
+      <w:proofErr w:type="spellStart"/>
+      <w:r>
+        <w:rPr>
+          <w:lang w:val="en-US"/>
+        </w:rPr>
+        <w:t>masih</w:t>
+      </w:r>
+      <w:proofErr w:type="spellEnd"/>
+      <w:r>
+        <w:rPr>
+          <w:lang w:val="en-US"/>
+        </w:rPr>
+        <w:t xml:space="preserve"> </w:t>
+      </w:r>
+      <w:proofErr w:type="spellStart"/>
+      <w:r>
+        <w:rPr>
+          <w:lang w:val="en-US"/>
+        </w:rPr>
+        <w:t>cukup</w:t>
+      </w:r>
+      <w:proofErr w:type="spellEnd"/>
+      <w:r>
+        <w:rPr>
+          <w:lang w:val="en-US"/>
+        </w:rPr>
+        <w:t xml:space="preserve"> </w:t>
+      </w:r>
+      <w:proofErr w:type="spellStart"/>
+      <w:r>
+        <w:rPr>
+          <w:lang w:val="en-US"/>
+        </w:rPr>
+        <w:t>remdah</w:t>
+      </w:r>
+      <w:proofErr w:type="spellEnd"/>
+      <w:r>
+        <w:rPr>
+          <w:lang w:val="en-US"/>
+        </w:rPr>
+        <w:t xml:space="preserve">. </w:t>
+      </w:r>
+      <w:r>
+        <w:t>Hasil kajian Institut Ilmu Alquran (IIQ) Jakarta 2024 menunjukkan persentase buta aksara Alquran di Indonesia mencapai 58 persen sampai dengan 65 persen. Sementara data Index Literasi Alquran Kementerian Agama 2023 menunjukkan, hanya 44,57 persen umat Islam yang mampu membaca ayat dengan lancar sesuai tajwid</w:t>
+      </w:r>
+      <w:r>
+        <w:t>. (</w:t>
       </w:r>
       <w:r>
         <w:fldChar w:fldCharType="begin"/>
@@ -6750,35 +6998,7 @@
           <w:rStyle w:val="Hyperlink"/>
           <w:color w:val="auto"/>
         </w:rPr>
-        <w:t xml:space="preserve">mui </w:t>
-      </w:r>
-      <w:r>
-        <w:rPr>
-          <w:rStyle w:val="Hyperlink"/>
-          <w:color w:val="auto"/>
-        </w:rPr>
-        <w:t>d</w:t>
-      </w:r>
-      <w:r>
-        <w:rPr>
-          <w:rStyle w:val="Hyperlink"/>
-          <w:color w:val="auto"/>
-        </w:rPr>
-        <w:t>i</w:t>
-      </w:r>
-      <w:r>
-        <w:rPr>
-          <w:rStyle w:val="Hyperlink"/>
-          <w:color w:val="auto"/>
-        </w:rPr>
-        <w:t>g</w:t>
-      </w:r>
-      <w:r>
-        <w:rPr>
-          <w:rStyle w:val="Hyperlink"/>
-          <w:color w:val="auto"/>
-        </w:rPr>
-        <w:t>ital</w:t>
+        <w:t>mui digital</w:t>
       </w:r>
       <w:r>
         <w:fldChar w:fldCharType="end"/>
@@ -6794,6 +7014,202 @@
         <w:ind w:left="360" w:right="163"/>
         <w:jc w:val="both"/>
       </w:pPr>
+      <w:proofErr w:type="spellStart"/>
+      <w:r>
+        <w:rPr>
+          <w:lang w:val="en-US"/>
+        </w:rPr>
+        <w:t>Sebagai</w:t>
+      </w:r>
+      <w:proofErr w:type="spellEnd"/>
+      <w:r>
+        <w:rPr>
+          <w:lang w:val="en-US"/>
+        </w:rPr>
+        <w:t xml:space="preserve"> </w:t>
+      </w:r>
+      <w:proofErr w:type="spellStart"/>
+      <w:r>
+        <w:rPr>
+          <w:lang w:val="en-US"/>
+        </w:rPr>
+        <w:t>upaya</w:t>
+      </w:r>
+      <w:proofErr w:type="spellEnd"/>
+      <w:r>
+        <w:rPr>
+          <w:lang w:val="en-US"/>
+        </w:rPr>
+        <w:t xml:space="preserve"> </w:t>
+      </w:r>
+      <w:proofErr w:type="spellStart"/>
+      <w:r>
+        <w:rPr>
+          <w:lang w:val="en-US"/>
+        </w:rPr>
+        <w:t>menigkatkan</w:t>
+      </w:r>
+      <w:proofErr w:type="spellEnd"/>
+      <w:r>
+        <w:rPr>
+          <w:lang w:val="en-US"/>
+        </w:rPr>
+        <w:t xml:space="preserve"> </w:t>
+      </w:r>
+      <w:proofErr w:type="spellStart"/>
+      <w:r>
+        <w:rPr>
+          <w:lang w:val="en-US"/>
+        </w:rPr>
+        <w:t>literasi</w:t>
+      </w:r>
+      <w:proofErr w:type="spellEnd"/>
+      <w:r>
+        <w:rPr>
+          <w:lang w:val="en-US"/>
+        </w:rPr>
+        <w:t xml:space="preserve"> </w:t>
+      </w:r>
+      <w:proofErr w:type="spellStart"/>
+      <w:r>
+        <w:rPr>
+          <w:lang w:val="en-US"/>
+        </w:rPr>
+        <w:t>terhadap</w:t>
+      </w:r>
+      <w:proofErr w:type="spellEnd"/>
+      <w:r>
+        <w:rPr>
+          <w:lang w:val="en-US"/>
+        </w:rPr>
+        <w:t xml:space="preserve"> Al-Qur’an, </w:t>
+      </w:r>
+      <w:proofErr w:type="spellStart"/>
+      <w:r>
+        <w:rPr>
+          <w:lang w:val="en-US"/>
+        </w:rPr>
+        <w:t>banyak</w:t>
+      </w:r>
+      <w:proofErr w:type="spellEnd"/>
+      <w:r>
+        <w:rPr>
+          <w:lang w:val="en-US"/>
+        </w:rPr>
+        <w:t xml:space="preserve"> yang </w:t>
+      </w:r>
+      <w:proofErr w:type="spellStart"/>
+      <w:r>
+        <w:rPr>
+          <w:lang w:val="en-US"/>
+        </w:rPr>
+        <w:t>berinisiatif</w:t>
+      </w:r>
+      <w:proofErr w:type="spellEnd"/>
+      <w:r>
+        <w:rPr>
+          <w:lang w:val="en-US"/>
+        </w:rPr>
+        <w:t xml:space="preserve"> </w:t>
+      </w:r>
+      <w:proofErr w:type="spellStart"/>
+      <w:r>
+        <w:rPr>
+          <w:lang w:val="en-US"/>
+        </w:rPr>
+        <w:t>untuk</w:t>
+      </w:r>
+      <w:proofErr w:type="spellEnd"/>
+      <w:r>
+        <w:rPr>
+          <w:lang w:val="en-US"/>
+        </w:rPr>
+        <w:t xml:space="preserve"> </w:t>
+      </w:r>
+      <w:proofErr w:type="spellStart"/>
+      <w:r>
+        <w:rPr>
+          <w:lang w:val="en-US"/>
+        </w:rPr>
+        <w:t>mendirikan</w:t>
+      </w:r>
+      <w:proofErr w:type="spellEnd"/>
+      <w:r>
+        <w:rPr>
+          <w:lang w:val="en-US"/>
+        </w:rPr>
+        <w:t xml:space="preserve"> Lembaga/Madrasah yang </w:t>
+      </w:r>
+      <w:proofErr w:type="spellStart"/>
+      <w:r>
+        <w:rPr>
+          <w:lang w:val="en-US"/>
+        </w:rPr>
+        <w:t>berfokus</w:t>
+      </w:r>
+      <w:proofErr w:type="spellEnd"/>
+      <w:r>
+        <w:rPr>
+          <w:lang w:val="en-US"/>
+        </w:rPr>
+        <w:t xml:space="preserve"> pada </w:t>
+      </w:r>
+      <w:proofErr w:type="spellStart"/>
+      <w:r>
+        <w:rPr>
+          <w:lang w:val="en-US"/>
+        </w:rPr>
+        <w:t>pembelajaran</w:t>
+      </w:r>
+      <w:proofErr w:type="spellEnd"/>
+      <w:r>
+        <w:rPr>
+          <w:lang w:val="en-US"/>
+        </w:rPr>
+        <w:t xml:space="preserve"> Al-Qur’an, salah </w:t>
+      </w:r>
+      <w:proofErr w:type="spellStart"/>
+      <w:r>
+        <w:rPr>
+          <w:lang w:val="en-US"/>
+        </w:rPr>
+        <w:t>satunya</w:t>
+      </w:r>
+      <w:proofErr w:type="spellEnd"/>
+      <w:r>
+        <w:rPr>
+          <w:lang w:val="en-US"/>
+        </w:rPr>
+        <w:t xml:space="preserve"> </w:t>
+      </w:r>
+      <w:proofErr w:type="spellStart"/>
+      <w:r>
+        <w:rPr>
+          <w:lang w:val="en-US"/>
+        </w:rPr>
+        <w:t>yaitu</w:t>
+      </w:r>
+      <w:proofErr w:type="spellEnd"/>
+      <w:r>
+        <w:rPr>
+          <w:lang w:val="en-US"/>
+        </w:rPr>
+        <w:t xml:space="preserve"> Markaz Al-</w:t>
+      </w:r>
+      <w:proofErr w:type="spellStart"/>
+      <w:r>
+        <w:rPr>
+          <w:lang w:val="en-US"/>
+        </w:rPr>
+        <w:t>ittihad</w:t>
+      </w:r>
+      <w:proofErr w:type="spellEnd"/>
+      <w:r>
+        <w:rPr>
+          <w:lang w:val="en-US"/>
+        </w:rPr>
+        <w:t xml:space="preserve">.  </w:t>
+      </w:r>
       <w:r>
         <w:t>Di Madrasah Markaz Al-Ittihad, kegiatan belajar Al-Qur’an tidak berlangsung setiap hari secara langsung. Pertemuan tatap muka hanya dilakukan pada hari Minggu, sedangkan pada hari Senin hingga Sabtu santri menyetorkan hafalan melalui pesan suara WhatsApp. Pola ini sudah berjalan cukup baik karena memberikan fleksibilitas bagi santri, namun di sisi lain menimbulkan kendala pada proses evaluasi bacaan.</w:t>
       </w:r>
@@ -6815,9 +7231,22 @@
         <w:spacing w:after="240" w:line="360" w:lineRule="auto"/>
         <w:ind w:left="360" w:right="163"/>
         <w:jc w:val="both"/>
-      </w:pPr>
-      <w:r>
-        <w:t>Madrasah ini sendiri telah memiliki dukungan teknologi yang cukup baik, termasuk adanya tim IT serta rencana pengembangan aplikasi e-learning untuk mendukung proses pembelajaran. Dalam rencana tersebut, dibutuhkan fitur yang dapat membantu proses evaluasi bacaan secara otomatis, khususnya untuk setoran hafalan berbasis audio.</w:t>
+        <w:rPr>
+          <w:highlight w:val="yellow"/>
+        </w:rPr>
+      </w:pPr>
+      <w:r>
+        <w:rPr>
+          <w:highlight w:val="yellow"/>
+        </w:rPr>
+        <w:t xml:space="preserve">Madrasah ini sendiri telah memiliki dukungan teknologi yang cukup baik, termasuk adanya tim IT serta rencana pengembangan aplikasi e-learning untuk mendukung proses pembelajaran. Dalam rencana tersebut, dibutuhkan fitur yang dapat membantu proses evaluasi bacaan secara otomatis, khususnya </w:t>
+      </w:r>
+      <w:r>
+        <w:rPr>
+          <w:highlight w:val="yellow"/>
+        </w:rPr>
+        <w:lastRenderedPageBreak/>
+        <w:t>untuk setoran hafalan berbasis audio.</w:t>
       </w:r>
     </w:p>
     <w:p>
@@ -6826,13 +7255,15 @@
         <w:spacing w:after="240" w:line="360" w:lineRule="auto"/>
         <w:ind w:left="360" w:right="163"/>
         <w:jc w:val="both"/>
-      </w:pPr>
-      <w:r>
-        <w:t xml:space="preserve">Berdasarkan kebutuhan tersebut, penelitian ini tidak berfokus pada pembangunan keseluruhan sistem e-learning, melainkan secara khusus pada pengembangan fitur AI Assistant yang berfungsi sebagai alat bantu evaluasi bacaan Al-Qur’an. Fitur ini dirancang untuk menerima input berupa rekaman </w:t>
-      </w:r>
-      <w:r>
-        <w:lastRenderedPageBreak/>
-        <w:t>suara, kemudian melakukan analisis menggunakan speech recognition dan pengolahan sinyal audio.</w:t>
+        <w:rPr>
+          <w:highlight w:val="yellow"/>
+        </w:rPr>
+      </w:pPr>
+      <w:r>
+        <w:rPr>
+          <w:highlight w:val="yellow"/>
+        </w:rPr>
+        <w:t>Berdasarkan kebutuhan tersebut, penelitian ini tidak berfokus pada pembangunan keseluruhan sistem e-learning, melainkan secara khusus pada pengembangan fitur AI Assistant yang berfungsi sebagai alat bantu evaluasi bacaan Al-Qur’an. Fitur ini dirancang untuk menerima input berupa rekaman suara, kemudian melakukan analisis menggunakan speech recognition dan pengolahan sinyal audio.</w:t>
       </w:r>
     </w:p>
     <w:p>
@@ -6841,8 +7272,14 @@
         <w:spacing w:after="240" w:line="360" w:lineRule="auto"/>
         <w:ind w:left="360" w:right="163"/>
         <w:jc w:val="both"/>
-      </w:pPr>
-      <w:r>
+        <w:rPr>
+          <w:highlight w:val="yellow"/>
+        </w:rPr>
+      </w:pPr>
+      <w:r>
+        <w:rPr>
+          <w:highlight w:val="yellow"/>
+        </w:rPr>
         <w:t>Evaluasi yang dilakukan dibatasi pada aspek pelafalan dan durasi pengucapan, serta menghasilkan umpan balik sederhana yang dapat membantu santri dalam memperbaiki bacaan. Dengan pendekatan ini, sistem tidak menggantikan peran pengajar, tetapi berfungsi sebagai evaluasi awal yang dapat digunakan secara mandiri oleh santri.</w:t>
       </w:r>
     </w:p>
@@ -6854,9 +7291,15 @@
         <w:jc w:val="both"/>
       </w:pPr>
       <w:r>
+        <w:rPr>
+          <w:highlight w:val="yellow"/>
+        </w:rPr>
         <w:t>Dengan adanya fitur ini, proses setoran hafalan yang sebelumnya hanya bersifat satu arah dapat menjadi lebih interaktif, sekaligus mendukung pengembangan sistem e-learning yang direncanakan tanpa harus membahas keseluruhan sistem dalam penelitian ini.</w:t>
       </w:r>
       <w:r>
+        <w:rPr>
+          <w:highlight w:val="yellow"/>
+        </w:rPr>
         <w:t>.</w:t>
       </w:r>
     </w:p>
@@ -6876,7 +7319,7 @@
           <w:rFonts w:ascii="Times New Roman" w:hAnsi="Times New Roman" w:cs="Times New Roman"/>
         </w:rPr>
       </w:pPr>
-      <w:bookmarkStart w:id="7" w:name="_Toc226372520"/>
+      <w:bookmarkStart w:id="7" w:name="_Toc228781098"/>
       <w:proofErr w:type="spellStart"/>
       <w:r>
         <w:rPr>
@@ -7639,11 +8082,12 @@
           <w:rFonts w:ascii="Times New Roman" w:hAnsi="Times New Roman" w:cs="Times New Roman"/>
         </w:rPr>
       </w:pPr>
-      <w:bookmarkStart w:id="8" w:name="_Toc226372521"/>
-      <w:r>
-        <w:rPr>
-          <w:rFonts w:ascii="Times New Roman" w:hAnsi="Times New Roman" w:cs="Times New Roman"/>
-        </w:rPr>
+      <w:bookmarkStart w:id="8" w:name="_Toc228781099"/>
+      <w:r>
+        <w:rPr>
+          <w:rFonts w:ascii="Times New Roman" w:hAnsi="Times New Roman" w:cs="Times New Roman"/>
+        </w:rPr>
+        <w:lastRenderedPageBreak/>
         <w:t xml:space="preserve">Batasan </w:t>
       </w:r>
       <w:proofErr w:type="spellStart"/>
@@ -8093,13 +8537,23 @@
           <w:szCs w:val="24"/>
         </w:rPr>
       </w:pPr>
-      <w:r>
-        <w:rPr>
-          <w:rFonts w:ascii="Times New Roman" w:hAnsi="Times New Roman" w:cs="Times New Roman"/>
-          <w:sz w:val="24"/>
-          <w:szCs w:val="24"/>
-        </w:rPr>
-        <w:t xml:space="preserve">Tidak </w:t>
+      <w:proofErr w:type="spellStart"/>
+      <w:r>
+        <w:rPr>
+          <w:rFonts w:ascii="Times New Roman" w:hAnsi="Times New Roman" w:cs="Times New Roman"/>
+          <w:sz w:val="24"/>
+          <w:szCs w:val="24"/>
+        </w:rPr>
+        <w:t>Tidak</w:t>
+      </w:r>
+      <w:proofErr w:type="spellEnd"/>
+      <w:r>
+        <w:rPr>
+          <w:rFonts w:ascii="Times New Roman" w:hAnsi="Times New Roman" w:cs="Times New Roman"/>
+          <w:sz w:val="24"/>
+          <w:szCs w:val="24"/>
+        </w:rPr>
+        <w:t xml:space="preserve"> </w:t>
       </w:r>
       <w:proofErr w:type="spellStart"/>
       <w:r>
@@ -8217,7 +8671,6 @@
           <w:sz w:val="24"/>
           <w:szCs w:val="24"/>
         </w:rPr>
-        <w:lastRenderedPageBreak/>
         <w:t xml:space="preserve">Input </w:t>
       </w:r>
       <w:proofErr w:type="spellStart"/>
@@ -8783,12 +9236,20 @@
           <w:rFonts w:ascii="Times New Roman" w:hAnsi="Times New Roman" w:cs="Times New Roman"/>
         </w:rPr>
       </w:pPr>
-      <w:bookmarkStart w:id="9" w:name="_Toc226372522"/>
-      <w:r>
-        <w:rPr>
-          <w:rFonts w:ascii="Times New Roman" w:hAnsi="Times New Roman" w:cs="Times New Roman"/>
-        </w:rPr>
-        <w:t xml:space="preserve">Tujuan </w:t>
+      <w:bookmarkStart w:id="9" w:name="_Toc228781100"/>
+      <w:proofErr w:type="spellStart"/>
+      <w:r>
+        <w:rPr>
+          <w:rFonts w:ascii="Times New Roman" w:hAnsi="Times New Roman" w:cs="Times New Roman"/>
+        </w:rPr>
+        <w:t>Tujuan</w:t>
+      </w:r>
+      <w:proofErr w:type="spellEnd"/>
+      <w:r>
+        <w:rPr>
+          <w:rFonts w:ascii="Times New Roman" w:hAnsi="Times New Roman" w:cs="Times New Roman"/>
+        </w:rPr>
+        <w:t xml:space="preserve"> </w:t>
       </w:r>
       <w:proofErr w:type="spellStart"/>
       <w:r>
@@ -9487,7 +9948,7 @@
         <w:lastRenderedPageBreak/>
         <w:br/>
       </w:r>
-      <w:bookmarkStart w:id="10" w:name="_Toc226372523"/>
+      <w:bookmarkStart w:id="10" w:name="_Toc228781101"/>
       <w:r>
         <w:rPr>
           <w:rFonts w:ascii="Times New Roman" w:hAnsi="Times New Roman" w:cs="Times New Roman"/>
@@ -9504,7 +9965,7 @@
           <w:rFonts w:ascii="Times New Roman" w:hAnsi="Times New Roman" w:cs="Times New Roman"/>
         </w:rPr>
       </w:pPr>
-      <w:bookmarkStart w:id="11" w:name="_Toc226372524"/>
+      <w:bookmarkStart w:id="11" w:name="_Toc228781102"/>
       <w:proofErr w:type="spellStart"/>
       <w:r>
         <w:rPr>
@@ -9517,9 +9978,17 @@
         <w:rPr>
           <w:rFonts w:ascii="Times New Roman" w:hAnsi="Times New Roman" w:cs="Times New Roman"/>
         </w:rPr>
-        <w:t xml:space="preserve"> Teori</w:t>
+        <w:t xml:space="preserve"> </w:t>
+      </w:r>
+      <w:proofErr w:type="spellStart"/>
+      <w:r>
+        <w:rPr>
+          <w:rFonts w:ascii="Times New Roman" w:hAnsi="Times New Roman" w:cs="Times New Roman"/>
+        </w:rPr>
+        <w:t>Teori</w:t>
       </w:r>
       <w:bookmarkEnd w:id="11"/>
+      <w:proofErr w:type="spellEnd"/>
     </w:p>
     <w:p>
       <w:pPr>
@@ -9528,7 +9997,7 @@
           <w:rFonts w:ascii="Times New Roman" w:hAnsi="Times New Roman" w:cs="Times New Roman"/>
         </w:rPr>
       </w:pPr>
-      <w:bookmarkStart w:id="12" w:name="_Toc226372525"/>
+      <w:bookmarkStart w:id="12" w:name="_Toc228781103"/>
       <w:r>
         <w:rPr>
           <w:rFonts w:ascii="Times New Roman" w:hAnsi="Times New Roman" w:cs="Times New Roman"/>
@@ -9747,7 +10216,7 @@
           <w:rFonts w:ascii="Times New Roman" w:hAnsi="Times New Roman" w:cs="Times New Roman"/>
         </w:rPr>
       </w:pPr>
-      <w:bookmarkStart w:id="13" w:name="_Toc226372526"/>
+      <w:bookmarkStart w:id="13" w:name="_Toc228781104"/>
       <w:r>
         <w:rPr>
           <w:rFonts w:ascii="Times New Roman" w:hAnsi="Times New Roman" w:cs="Times New Roman"/>
@@ -9966,7 +10435,7 @@
           <w:rFonts w:ascii="Times New Roman" w:hAnsi="Times New Roman" w:cs="Times New Roman"/>
         </w:rPr>
       </w:pPr>
-      <w:bookmarkStart w:id="14" w:name="_Toc226372527"/>
+      <w:bookmarkStart w:id="14" w:name="_Toc228781105"/>
       <w:proofErr w:type="spellStart"/>
       <w:r>
         <w:rPr>
@@ -10172,7 +10641,7 @@
           <w:rFonts w:ascii="Times New Roman" w:hAnsi="Times New Roman" w:cs="Times New Roman"/>
         </w:rPr>
       </w:pPr>
-      <w:bookmarkStart w:id="15" w:name="_Toc226372528"/>
+      <w:bookmarkStart w:id="15" w:name="_Toc228781106"/>
       <w:r>
         <w:rPr>
           <w:rFonts w:ascii="Times New Roman" w:hAnsi="Times New Roman" w:cs="Times New Roman"/>
@@ -10188,7 +10657,7 @@
           <w:rFonts w:ascii="Times New Roman" w:hAnsi="Times New Roman" w:cs="Times New Roman"/>
         </w:rPr>
       </w:pPr>
-      <w:bookmarkStart w:id="16" w:name="_Toc226372529"/>
+      <w:bookmarkStart w:id="16" w:name="_Toc228781107"/>
       <w:r>
         <w:rPr>
           <w:rFonts w:ascii="Times New Roman" w:hAnsi="Times New Roman" w:cs="Times New Roman"/>
@@ -10301,7 +10770,15 @@
       </w:r>
       <w:proofErr w:type="spellEnd"/>
       <w:r>
-        <w:t xml:space="preserve">. Metode </w:t>
+        <w:t xml:space="preserve">. </w:t>
+      </w:r>
+      <w:proofErr w:type="spellStart"/>
+      <w:r>
+        <w:t>Metode</w:t>
+      </w:r>
+      <w:proofErr w:type="spellEnd"/>
+      <w:r>
+        <w:t xml:space="preserve"> </w:t>
       </w:r>
       <w:proofErr w:type="spellStart"/>
       <w:r>
@@ -10372,7 +10849,7 @@
           <w:rFonts w:ascii="Times New Roman" w:hAnsi="Times New Roman" w:cs="Times New Roman"/>
         </w:rPr>
       </w:pPr>
-      <w:bookmarkStart w:id="17" w:name="_Toc226372530"/>
+      <w:bookmarkStart w:id="17" w:name="_Toc228781108"/>
       <w:proofErr w:type="spellStart"/>
       <w:r>
         <w:rPr>
@@ -10548,7 +11025,7 @@
           <w:rFonts w:ascii="Times New Roman" w:hAnsi="Times New Roman" w:cs="Times New Roman"/>
         </w:rPr>
       </w:pPr>
-      <w:bookmarkStart w:id="18" w:name="_Toc226372531"/>
+      <w:bookmarkStart w:id="18" w:name="_Toc228781109"/>
       <w:proofErr w:type="spellStart"/>
       <w:r>
         <w:rPr>
@@ -10633,7 +11110,15 @@
       </w:r>
       <w:proofErr w:type="spellEnd"/>
       <w:r>
-        <w:t xml:space="preserve"> pada dua </w:t>
+        <w:t xml:space="preserve"> pada </w:t>
+      </w:r>
+      <w:proofErr w:type="spellStart"/>
+      <w:r>
+        <w:t>dua</w:t>
+      </w:r>
+      <w:proofErr w:type="spellEnd"/>
+      <w:r>
+        <w:t xml:space="preserve"> </w:t>
       </w:r>
       <w:proofErr w:type="spellStart"/>
       <w:r>
@@ -10771,7 +11256,7 @@
         <w:lastRenderedPageBreak/>
         <w:br/>
       </w:r>
-      <w:bookmarkStart w:id="19" w:name="_Toc226372532"/>
+      <w:bookmarkStart w:id="19" w:name="_Toc228781110"/>
       <w:r>
         <w:rPr>
           <w:rFonts w:ascii="Times New Roman" w:hAnsi="Times New Roman" w:cs="Times New Roman"/>
@@ -10788,7 +11273,7 @@
           <w:rFonts w:ascii="Times New Roman" w:hAnsi="Times New Roman" w:cs="Times New Roman"/>
         </w:rPr>
       </w:pPr>
-      <w:bookmarkStart w:id="20" w:name="_Toc226372533"/>
+      <w:bookmarkStart w:id="20" w:name="_Toc228781111"/>
       <w:proofErr w:type="spellStart"/>
       <w:r>
         <w:rPr>
@@ -10801,9 +11286,17 @@
         <w:rPr>
           <w:rFonts w:ascii="Times New Roman" w:hAnsi="Times New Roman" w:cs="Times New Roman"/>
         </w:rPr>
-        <w:t xml:space="preserve"> Berpikir</w:t>
+        <w:t xml:space="preserve"> </w:t>
+      </w:r>
+      <w:proofErr w:type="spellStart"/>
+      <w:r>
+        <w:rPr>
+          <w:rFonts w:ascii="Times New Roman" w:hAnsi="Times New Roman" w:cs="Times New Roman"/>
+        </w:rPr>
+        <w:t>Berpikir</w:t>
       </w:r>
       <w:bookmarkEnd w:id="20"/>
+      <w:proofErr w:type="spellEnd"/>
     </w:p>
     <w:p>
       <w:pPr>
@@ -10829,7 +11322,7 @@
           <w:rFonts w:ascii="Times New Roman" w:hAnsi="Times New Roman" w:cs="Times New Roman"/>
         </w:rPr>
       </w:pPr>
-      <w:bookmarkStart w:id="21" w:name="_Toc226372534"/>
+      <w:bookmarkStart w:id="21" w:name="_Toc228781112"/>
       <w:r>
         <w:rPr>
           <w:rFonts w:ascii="Times New Roman" w:hAnsi="Times New Roman" w:cs="Times New Roman"/>
@@ -10899,7 +11392,7 @@
           <w:rFonts w:ascii="Times New Roman" w:hAnsi="Times New Roman" w:cs="Times New Roman"/>
         </w:rPr>
       </w:pPr>
-      <w:bookmarkStart w:id="22" w:name="_Toc226372535"/>
+      <w:bookmarkStart w:id="22" w:name="_Toc228781113"/>
       <w:r>
         <w:rPr>
           <w:rFonts w:ascii="Times New Roman" w:hAnsi="Times New Roman" w:cs="Times New Roman"/>
@@ -10916,7 +11409,7 @@
           <w:rFonts w:ascii="Times New Roman" w:hAnsi="Times New Roman" w:cs="Times New Roman"/>
         </w:rPr>
       </w:pPr>
-      <w:bookmarkStart w:id="23" w:name="_Toc226372536"/>
+      <w:bookmarkStart w:id="23" w:name="_Toc228781114"/>
       <w:proofErr w:type="spellStart"/>
       <w:r>
         <w:rPr>
@@ -11212,8 +11705,18 @@
           <w:sz w:val="24"/>
           <w:szCs w:val="24"/>
         </w:rPr>
-        <w:t>Al-Fatihah</w:t>
-      </w:r>
+        <w:t>Al-</w:t>
+      </w:r>
+      <w:proofErr w:type="spellStart"/>
+      <w:r>
+        <w:rPr>
+          <w:rFonts w:ascii="Times New Roman" w:hAnsi="Times New Roman" w:cs="Times New Roman"/>
+          <w:sz w:val="24"/>
+          <w:szCs w:val="24"/>
+        </w:rPr>
+        <w:t>Fatihah</w:t>
+      </w:r>
+      <w:proofErr w:type="spellEnd"/>
       <w:r>
         <w:rPr>
           <w:rFonts w:ascii="Times New Roman" w:hAnsi="Times New Roman" w:cs="Times New Roman"/>
@@ -11231,12 +11734,20 @@
           <w:rFonts w:ascii="Times New Roman" w:hAnsi="Times New Roman" w:cs="Times New Roman"/>
         </w:rPr>
       </w:pPr>
-      <w:bookmarkStart w:id="24" w:name="_Toc226372537"/>
-      <w:r>
-        <w:rPr>
-          <w:rFonts w:ascii="Times New Roman" w:hAnsi="Times New Roman" w:cs="Times New Roman"/>
-        </w:rPr>
-        <w:t xml:space="preserve">Metode </w:t>
+      <w:bookmarkStart w:id="24" w:name="_Toc228781115"/>
+      <w:proofErr w:type="spellStart"/>
+      <w:r>
+        <w:rPr>
+          <w:rFonts w:ascii="Times New Roman" w:hAnsi="Times New Roman" w:cs="Times New Roman"/>
+        </w:rPr>
+        <w:t>Metode</w:t>
+      </w:r>
+      <w:proofErr w:type="spellEnd"/>
+      <w:r>
+        <w:rPr>
+          <w:rFonts w:ascii="Times New Roman" w:hAnsi="Times New Roman" w:cs="Times New Roman"/>
+        </w:rPr>
+        <w:t xml:space="preserve"> </w:t>
       </w:r>
       <w:proofErr w:type="spellStart"/>
       <w:r>
@@ -11259,13 +11770,23 @@
           <w:szCs w:val="24"/>
         </w:rPr>
       </w:pPr>
-      <w:r>
-        <w:rPr>
-          <w:rFonts w:ascii="Times New Roman" w:hAnsi="Times New Roman" w:cs="Times New Roman"/>
-          <w:sz w:val="24"/>
-          <w:szCs w:val="24"/>
-        </w:rPr>
-        <w:t xml:space="preserve">Metode </w:t>
+      <w:proofErr w:type="spellStart"/>
+      <w:r>
+        <w:rPr>
+          <w:rFonts w:ascii="Times New Roman" w:hAnsi="Times New Roman" w:cs="Times New Roman"/>
+          <w:sz w:val="24"/>
+          <w:szCs w:val="24"/>
+        </w:rPr>
+        <w:t>Metode</w:t>
+      </w:r>
+      <w:proofErr w:type="spellEnd"/>
+      <w:r>
+        <w:rPr>
+          <w:rFonts w:ascii="Times New Roman" w:hAnsi="Times New Roman" w:cs="Times New Roman"/>
+          <w:sz w:val="24"/>
+          <w:szCs w:val="24"/>
+        </w:rPr>
+        <w:t xml:space="preserve"> </w:t>
       </w:r>
       <w:proofErr w:type="spellStart"/>
       <w:r>
@@ -12424,7 +12945,7 @@
           <w:rFonts w:ascii="Times New Roman" w:hAnsi="Times New Roman" w:cs="Times New Roman"/>
         </w:rPr>
       </w:pPr>
-      <w:bookmarkStart w:id="25" w:name="_Toc226372538"/>
+      <w:bookmarkStart w:id="25" w:name="_Toc228781116"/>
       <w:r>
         <w:rPr>
           <w:rFonts w:ascii="Times New Roman" w:hAnsi="Times New Roman" w:cs="Times New Roman"/>
@@ -12491,12 +13012,20 @@
           <w:rFonts w:ascii="Times New Roman" w:hAnsi="Times New Roman" w:cs="Times New Roman"/>
         </w:rPr>
       </w:pPr>
-      <w:bookmarkStart w:id="26" w:name="_Toc226372539"/>
-      <w:r>
-        <w:rPr>
-          <w:rFonts w:ascii="Times New Roman" w:hAnsi="Times New Roman" w:cs="Times New Roman"/>
-        </w:rPr>
-        <w:t xml:space="preserve">Metode </w:t>
+      <w:bookmarkStart w:id="26" w:name="_Toc228781117"/>
+      <w:proofErr w:type="spellStart"/>
+      <w:r>
+        <w:rPr>
+          <w:rFonts w:ascii="Times New Roman" w:hAnsi="Times New Roman" w:cs="Times New Roman"/>
+        </w:rPr>
+        <w:t>Metode</w:t>
+      </w:r>
+      <w:proofErr w:type="spellEnd"/>
+      <w:r>
+        <w:rPr>
+          <w:rFonts w:ascii="Times New Roman" w:hAnsi="Times New Roman" w:cs="Times New Roman"/>
+        </w:rPr>
+        <w:t xml:space="preserve"> </w:t>
       </w:r>
       <w:proofErr w:type="spellStart"/>
       <w:r>
@@ -12762,7 +13291,7 @@
           <w:docGrid w:linePitch="360"/>
         </w:sectPr>
       </w:pPr>
-      <w:bookmarkStart w:id="27" w:name="_Toc226372540"/>
+      <w:bookmarkStart w:id="27" w:name="_Toc228781118"/>
       <w:r>
         <w:rPr>
           <w:rFonts w:ascii="Times New Roman" w:hAnsi="Times New Roman" w:cs="Times New Roman"/>
@@ -12770,7 +13299,6 @@
         <w:lastRenderedPageBreak/>
         <w:t>JADWAL PENELITIAN</w:t>
       </w:r>
-      <w:bookmarkStart w:id="28" w:name="_Toc226372541"/>
       <w:bookmarkEnd w:id="27"/>
     </w:p>
     <w:p>
@@ -12786,6 +13314,7 @@
           <w:rFonts w:ascii="Times New Roman" w:hAnsi="Times New Roman" w:cs="Times New Roman"/>
         </w:rPr>
       </w:pPr>
+      <w:bookmarkStart w:id="28" w:name="_Toc228781119"/>
       <w:r>
         <w:rPr>
           <w:rFonts w:ascii="Times New Roman" w:hAnsi="Times New Roman" w:cs="Times New Roman"/>
@@ -13208,7 +13737,7 @@
 </file>
 
 <file path=word/endnotes.xml><?xml version="1.0" encoding="utf-8"?>
-<w:endnotes xmlns:wpc="http://schemas.microsoft.com/office/word/2010/wordprocessingCanvas" xmlns:cx="http://schemas.microsoft.com/office/drawing/2014/chartex" xmlns:cx1="http://schemas.microsoft.com/office/drawing/2015/9/8/chartex" xmlns:cx2="http://schemas.microsoft.com/office/drawing/2015/10/21/chartex" xmlns:cx3="http://schemas.microsoft.com/office/drawing/2016/5/9/chartex" xmlns:cx4="http://schemas.microsoft.com/office/drawing/2016/5/10/chartex" xmlns:cx5="http://schemas.microsoft.com/office/drawing/2016/5/11/chartex" xmlns:cx6="http://schemas.microsoft.com/office/drawing/2016/5/12/chartex" xmlns:cx7="http://schemas.microsoft.com/office/drawing/2016/5/13/chartex" xmlns:cx8="http://schemas.microsoft.com/office/drawing/2016/5/14/chartex" xmlns:mc="http://schemas.openxmlformats.org/markup-compatibility/2006" xmlns:aink="http://schemas.microsoft.com/office/drawing/2016/ink" xmlns:am3d="http://schemas.microsoft.com/office/drawing/2017/model3d" xmlns:o="urn:schemas-microsoft-com:office:office" xmlns:oel="http://schemas.microsoft.com/office/2019/extlst" xmlns:r="http://schemas.openxmlformats.org/officeDocument/2006/relationships" xmlns:m="http://schemas.openxmlformats.org/officeDocument/2006/math" xmlns:v="urn:schemas-microsoft-com:vml" xmlns:wp14="http://schemas.microsoft.com/office/word/2010/wordprocessingDrawing" xmlns:wp="http://schemas.openxmlformats.org/drawingml/2006/wordprocessingDrawing" xmlns:w10="urn:schemas-microsoft-com:office:word" xmlns:w="http://schemas.openxmlformats.org/wordprocessingml/2006/main" xmlns:w14="http://schemas.microsoft.com/office/word/2010/wordml" xmlns:w15="http://schemas.microsoft.com/office/word/2012/wordml" xmlns:w16cex="http://schemas.microsoft.com/office/word/2018/wordml/cex" xmlns:w16cid="http://schemas.microsoft.com/office/word/2016/wordml/cid" xmlns:w16="http://schemas.microsoft.com/office/word/2018/wordml" xmlns:w16du="http://schemas.microsoft.com/office/word/2023/wordml/word16du" xmlns:w16sdtdh="http://schemas.microsoft.com/office/word/2020/wordml/sdtdatahash" xmlns:w16sdtfl="http://schemas.microsoft.com/office/word/2024/wordml/sdtformatlock" xmlns:w16se="http://schemas.microsoft.com/office/word/2015/wordml/symex" xmlns:wpg="http://schemas.microsoft.com/office/word/2010/wordprocessingGroup" xmlns:wpi="http://schemas.microsoft.com/office/word/2010/wordprocessingInk" xmlns:wne="http://schemas.microsoft.com/office/word/2006/wordml" xmlns:wps="http://schemas.microsoft.com/office/word/2010/wordprocessingShape" mc:Ignorable="w14 w15 w16se w16cid w16 w16cex w16sdtdh w16sdtfl w16du wp14">
+<w:endnotes xmlns:wpc="http://schemas.microsoft.com/office/word/2010/wordprocessingCanvas" xmlns:cx="http://schemas.microsoft.com/office/drawing/2014/chartex" xmlns:cx1="http://schemas.microsoft.com/office/drawing/2015/9/8/chartex" xmlns:cx2="http://schemas.microsoft.com/office/drawing/2015/10/21/chartex" xmlns:cx3="http://schemas.microsoft.com/office/drawing/2016/5/9/chartex" xmlns:cx4="http://schemas.microsoft.com/office/drawing/2016/5/10/chartex" xmlns:cx5="http://schemas.microsoft.com/office/drawing/2016/5/11/chartex" xmlns:cx6="http://schemas.microsoft.com/office/drawing/2016/5/12/chartex" xmlns:cx7="http://schemas.microsoft.com/office/drawing/2016/5/13/chartex" xmlns:cx8="http://schemas.microsoft.com/office/drawing/2016/5/14/chartex" xmlns:mc="http://schemas.openxmlformats.org/markup-compatibility/2006" xmlns:aink="http://schemas.microsoft.com/office/drawing/2016/ink" xmlns:am3d="http://schemas.microsoft.com/office/drawing/2017/model3d" xmlns:o="urn:schemas-microsoft-com:office:office" xmlns:r="http://schemas.openxmlformats.org/officeDocument/2006/relationships" xmlns:m="http://schemas.openxmlformats.org/officeDocument/2006/math" xmlns:v="urn:schemas-microsoft-com:vml" xmlns:wp14="http://schemas.microsoft.com/office/word/2010/wordprocessingDrawing" xmlns:wp="http://schemas.openxmlformats.org/drawingml/2006/wordprocessingDrawing" xmlns:w10="urn:schemas-microsoft-com:office:word" xmlns:w="http://schemas.openxmlformats.org/wordprocessingml/2006/main" xmlns:w14="http://schemas.microsoft.com/office/word/2010/wordml" xmlns:w15="http://schemas.microsoft.com/office/word/2012/wordml" xmlns:w16cex="http://schemas.microsoft.com/office/word/2018/wordml/cex" xmlns:w16cid="http://schemas.microsoft.com/office/word/2016/wordml/cid" xmlns:w16="http://schemas.microsoft.com/office/word/2018/wordml" xmlns:w16sdtdh="http://schemas.microsoft.com/office/word/2020/wordml/sdtdatahash" xmlns:w16se="http://schemas.microsoft.com/office/word/2015/wordml/symex" xmlns:wpg="http://schemas.microsoft.com/office/word/2010/wordprocessingGroup" xmlns:wpi="http://schemas.microsoft.com/office/word/2010/wordprocessingInk" xmlns:wne="http://schemas.microsoft.com/office/word/2006/wordml" xmlns:wps="http://schemas.microsoft.com/office/word/2010/wordprocessingShape" mc:Ignorable="w14 w15 w16se w16cid w16 w16cex w16sdtdh wp14">
   <w:endnote w:type="separator" w:id="-1">
     <w:p>
       <w:pPr>
@@ -13233,7 +13762,7 @@
 </file>
 
 <file path=word/footer1.xml><?xml version="1.0" encoding="utf-8"?>
-<w:ftr xmlns:wpc="http://schemas.microsoft.com/office/word/2010/wordprocessingCanvas" xmlns:cx="http://schemas.microsoft.com/office/drawing/2014/chartex" xmlns:cx1="http://schemas.microsoft.com/office/drawing/2015/9/8/chartex" xmlns:cx2="http://schemas.microsoft.com/office/drawing/2015/10/21/chartex" xmlns:cx3="http://schemas.microsoft.com/office/drawing/2016/5/9/chartex" xmlns:cx4="http://schemas.microsoft.com/office/drawing/2016/5/10/chartex" xmlns:cx5="http://schemas.microsoft.com/office/drawing/2016/5/11/chartex" xmlns:cx6="http://schemas.microsoft.com/office/drawing/2016/5/12/chartex" xmlns:cx7="http://schemas.microsoft.com/office/drawing/2016/5/13/chartex" xmlns:cx8="http://schemas.microsoft.com/office/drawing/2016/5/14/chartex" xmlns:mc="http://schemas.openxmlformats.org/markup-compatibility/2006" xmlns:aink="http://schemas.microsoft.com/office/drawing/2016/ink" xmlns:am3d="http://schemas.microsoft.com/office/drawing/2017/model3d" xmlns:o="urn:schemas-microsoft-com:office:office" xmlns:oel="http://schemas.microsoft.com/office/2019/extlst" xmlns:r="http://schemas.openxmlformats.org/officeDocument/2006/relationships" xmlns:m="http://schemas.openxmlformats.org/officeDocument/2006/math" xmlns:v="urn:schemas-microsoft-com:vml" xmlns:wp14="http://schemas.microsoft.com/office/word/2010/wordprocessingDrawing" xmlns:wp="http://schemas.openxmlformats.org/drawingml/2006/wordprocessingDrawing" xmlns:w10="urn:schemas-microsoft-com:office:word" xmlns:w="http://schemas.openxmlformats.org/wordprocessingml/2006/main" xmlns:w14="http://schemas.microsoft.com/office/word/2010/wordml" xmlns:w15="http://schemas.microsoft.com/office/word/2012/wordml" xmlns:w16cex="http://schemas.microsoft.com/office/word/2018/wordml/cex" xmlns:w16cid="http://schemas.microsoft.com/office/word/2016/wordml/cid" xmlns:w16="http://schemas.microsoft.com/office/word/2018/wordml" xmlns:w16du="http://schemas.microsoft.com/office/word/2023/wordml/word16du" xmlns:w16sdtdh="http://schemas.microsoft.com/office/word/2020/wordml/sdtdatahash" xmlns:w16sdtfl="http://schemas.microsoft.com/office/word/2024/wordml/sdtformatlock" xmlns:w16se="http://schemas.microsoft.com/office/word/2015/wordml/symex" xmlns:wpg="http://schemas.microsoft.com/office/word/2010/wordprocessingGroup" xmlns:wpi="http://schemas.microsoft.com/office/word/2010/wordprocessingInk" xmlns:wne="http://schemas.microsoft.com/office/word/2006/wordml" xmlns:wps="http://schemas.microsoft.com/office/word/2010/wordprocessingShape" mc:Ignorable="w14 w15 w16se w16cid w16 w16cex w16sdtdh w16sdtfl w16du wp14">
+<w:ftr xmlns:wpc="http://schemas.microsoft.com/office/word/2010/wordprocessingCanvas" xmlns:cx="http://schemas.microsoft.com/office/drawing/2014/chartex" xmlns:cx1="http://schemas.microsoft.com/office/drawing/2015/9/8/chartex" xmlns:cx2="http://schemas.microsoft.com/office/drawing/2015/10/21/chartex" xmlns:cx3="http://schemas.microsoft.com/office/drawing/2016/5/9/chartex" xmlns:cx4="http://schemas.microsoft.com/office/drawing/2016/5/10/chartex" xmlns:cx5="http://schemas.microsoft.com/office/drawing/2016/5/11/chartex" xmlns:cx6="http://schemas.microsoft.com/office/drawing/2016/5/12/chartex" xmlns:cx7="http://schemas.microsoft.com/office/drawing/2016/5/13/chartex" xmlns:cx8="http://schemas.microsoft.com/office/drawing/2016/5/14/chartex" xmlns:mc="http://schemas.openxmlformats.org/markup-compatibility/2006" xmlns:aink="http://schemas.microsoft.com/office/drawing/2016/ink" xmlns:am3d="http://schemas.microsoft.com/office/drawing/2017/model3d" xmlns:o="urn:schemas-microsoft-com:office:office" xmlns:r="http://schemas.openxmlformats.org/officeDocument/2006/relationships" xmlns:m="http://schemas.openxmlformats.org/officeDocument/2006/math" xmlns:v="urn:schemas-microsoft-com:vml" xmlns:wp14="http://schemas.microsoft.com/office/word/2010/wordprocessingDrawing" xmlns:wp="http://schemas.openxmlformats.org/drawingml/2006/wordprocessingDrawing" xmlns:w10="urn:schemas-microsoft-com:office:word" xmlns:w="http://schemas.openxmlformats.org/wordprocessingml/2006/main" xmlns:w14="http://schemas.microsoft.com/office/word/2010/wordml" xmlns:w15="http://schemas.microsoft.com/office/word/2012/wordml" xmlns:w16cex="http://schemas.microsoft.com/office/word/2018/wordml/cex" xmlns:w16cid="http://schemas.microsoft.com/office/word/2016/wordml/cid" xmlns:w16="http://schemas.microsoft.com/office/word/2018/wordml" xmlns:w16sdtdh="http://schemas.microsoft.com/office/word/2020/wordml/sdtdatahash" xmlns:w16se="http://schemas.microsoft.com/office/word/2015/wordml/symex" xmlns:wpg="http://schemas.microsoft.com/office/word/2010/wordprocessingGroup" xmlns:wpi="http://schemas.microsoft.com/office/word/2010/wordprocessingInk" xmlns:wne="http://schemas.microsoft.com/office/word/2006/wordml" xmlns:wps="http://schemas.microsoft.com/office/word/2010/wordprocessingShape" mc:Ignorable="w14 w15 w16se w16cid w16 w16cex w16sdtdh wp14">
   <w:sdt>
     <w:sdtPr>
       <w:id w:val="568846264"/>
@@ -13315,7 +13844,7 @@
 </file>
 
 <file path=word/footer2.xml><?xml version="1.0" encoding="utf-8"?>
-<w:ftr xmlns:wpc="http://schemas.microsoft.com/office/word/2010/wordprocessingCanvas" xmlns:cx="http://schemas.microsoft.com/office/drawing/2014/chartex" xmlns:cx1="http://schemas.microsoft.com/office/drawing/2015/9/8/chartex" xmlns:cx2="http://schemas.microsoft.com/office/drawing/2015/10/21/chartex" xmlns:cx3="http://schemas.microsoft.com/office/drawing/2016/5/9/chartex" xmlns:cx4="http://schemas.microsoft.com/office/drawing/2016/5/10/chartex" xmlns:cx5="http://schemas.microsoft.com/office/drawing/2016/5/11/chartex" xmlns:cx6="http://schemas.microsoft.com/office/drawing/2016/5/12/chartex" xmlns:cx7="http://schemas.microsoft.com/office/drawing/2016/5/13/chartex" xmlns:cx8="http://schemas.microsoft.com/office/drawing/2016/5/14/chartex" xmlns:mc="http://schemas.openxmlformats.org/markup-compatibility/2006" xmlns:aink="http://schemas.microsoft.com/office/drawing/2016/ink" xmlns:am3d="http://schemas.microsoft.com/office/drawing/2017/model3d" xmlns:o="urn:schemas-microsoft-com:office:office" xmlns:oel="http://schemas.microsoft.com/office/2019/extlst" xmlns:r="http://schemas.openxmlformats.org/officeDocument/2006/relationships" xmlns:m="http://schemas.openxmlformats.org/officeDocument/2006/math" xmlns:v="urn:schemas-microsoft-com:vml" xmlns:wp14="http://schemas.microsoft.com/office/word/2010/wordprocessingDrawing" xmlns:wp="http://schemas.openxmlformats.org/drawingml/2006/wordprocessingDrawing" xmlns:w10="urn:schemas-microsoft-com:office:word" xmlns:w="http://schemas.openxmlformats.org/wordprocessingml/2006/main" xmlns:w14="http://schemas.microsoft.com/office/word/2010/wordml" xmlns:w15="http://schemas.microsoft.com/office/word/2012/wordml" xmlns:w16cex="http://schemas.microsoft.com/office/word/2018/wordml/cex" xmlns:w16cid="http://schemas.microsoft.com/office/word/2016/wordml/cid" xmlns:w16="http://schemas.microsoft.com/office/word/2018/wordml" xmlns:w16du="http://schemas.microsoft.com/office/word/2023/wordml/word16du" xmlns:w16sdtdh="http://schemas.microsoft.com/office/word/2020/wordml/sdtdatahash" xmlns:w16sdtfl="http://schemas.microsoft.com/office/word/2024/wordml/sdtformatlock" xmlns:w16se="http://schemas.microsoft.com/office/word/2015/wordml/symex" xmlns:wpg="http://schemas.microsoft.com/office/word/2010/wordprocessingGroup" xmlns:wpi="http://schemas.microsoft.com/office/word/2010/wordprocessingInk" xmlns:wne="http://schemas.microsoft.com/office/word/2006/wordml" xmlns:wps="http://schemas.microsoft.com/office/word/2010/wordprocessingShape" mc:Ignorable="w14 w15 w16se w16cid w16 w16cex w16sdtdh w16sdtfl w16du wp14">
+<w:ftr xmlns:wpc="http://schemas.microsoft.com/office/word/2010/wordprocessingCanvas" xmlns:cx="http://schemas.microsoft.com/office/drawing/2014/chartex" xmlns:cx1="http://schemas.microsoft.com/office/drawing/2015/9/8/chartex" xmlns:cx2="http://schemas.microsoft.com/office/drawing/2015/10/21/chartex" xmlns:cx3="http://schemas.microsoft.com/office/drawing/2016/5/9/chartex" xmlns:cx4="http://schemas.microsoft.com/office/drawing/2016/5/10/chartex" xmlns:cx5="http://schemas.microsoft.com/office/drawing/2016/5/11/chartex" xmlns:cx6="http://schemas.microsoft.com/office/drawing/2016/5/12/chartex" xmlns:cx7="http://schemas.microsoft.com/office/drawing/2016/5/13/chartex" xmlns:cx8="http://schemas.microsoft.com/office/drawing/2016/5/14/chartex" xmlns:mc="http://schemas.openxmlformats.org/markup-compatibility/2006" xmlns:aink="http://schemas.microsoft.com/office/drawing/2016/ink" xmlns:am3d="http://schemas.microsoft.com/office/drawing/2017/model3d" xmlns:o="urn:schemas-microsoft-com:office:office" xmlns:r="http://schemas.openxmlformats.org/officeDocument/2006/relationships" xmlns:m="http://schemas.openxmlformats.org/officeDocument/2006/math" xmlns:v="urn:schemas-microsoft-com:vml" xmlns:wp14="http://schemas.microsoft.com/office/word/2010/wordprocessingDrawing" xmlns:wp="http://schemas.openxmlformats.org/drawingml/2006/wordprocessingDrawing" xmlns:w10="urn:schemas-microsoft-com:office:word" xmlns:w="http://schemas.openxmlformats.org/wordprocessingml/2006/main" xmlns:w14="http://schemas.microsoft.com/office/word/2010/wordml" xmlns:w15="http://schemas.microsoft.com/office/word/2012/wordml" xmlns:w16cex="http://schemas.microsoft.com/office/word/2018/wordml/cex" xmlns:w16cid="http://schemas.microsoft.com/office/word/2016/wordml/cid" xmlns:w16="http://schemas.microsoft.com/office/word/2018/wordml" xmlns:w16sdtdh="http://schemas.microsoft.com/office/word/2020/wordml/sdtdatahash" xmlns:w16se="http://schemas.microsoft.com/office/word/2015/wordml/symex" xmlns:wpg="http://schemas.microsoft.com/office/word/2010/wordprocessingGroup" xmlns:wpi="http://schemas.microsoft.com/office/word/2010/wordprocessingInk" xmlns:wne="http://schemas.microsoft.com/office/word/2006/wordml" xmlns:wps="http://schemas.microsoft.com/office/word/2010/wordprocessingShape" mc:Ignorable="w14 w15 w16se w16cid w16 w16cex w16sdtdh wp14">
   <w:sdt>
     <w:sdtPr>
       <w:id w:val="-750270848"/>
@@ -13368,7 +13897,7 @@
 </file>
 
 <file path=word/footnotes.xml><?xml version="1.0" encoding="utf-8"?>
-<w:footnotes xmlns:wpc="http://schemas.microsoft.com/office/word/2010/wordprocessingCanvas" xmlns:cx="http://schemas.microsoft.com/office/drawing/2014/chartex" xmlns:cx1="http://schemas.microsoft.com/office/drawing/2015/9/8/chartex" xmlns:cx2="http://schemas.microsoft.com/office/drawing/2015/10/21/chartex" xmlns:cx3="http://schemas.microsoft.com/office/drawing/2016/5/9/chartex" xmlns:cx4="http://schemas.microsoft.com/office/drawing/2016/5/10/chartex" xmlns:cx5="http://schemas.microsoft.com/office/drawing/2016/5/11/chartex" xmlns:cx6="http://schemas.microsoft.com/office/drawing/2016/5/12/chartex" xmlns:cx7="http://schemas.microsoft.com/office/drawing/2016/5/13/chartex" xmlns:cx8="http://schemas.microsoft.com/office/drawing/2016/5/14/chartex" xmlns:mc="http://schemas.openxmlformats.org/markup-compatibility/2006" xmlns:aink="http://schemas.microsoft.com/office/drawing/2016/ink" xmlns:am3d="http://schemas.microsoft.com/office/drawing/2017/model3d" xmlns:o="urn:schemas-microsoft-com:office:office" xmlns:oel="http://schemas.microsoft.com/office/2019/extlst" xmlns:r="http://schemas.openxmlformats.org/officeDocument/2006/relationships" xmlns:m="http://schemas.openxmlformats.org/officeDocument/2006/math" xmlns:v="urn:schemas-microsoft-com:vml" xmlns:wp14="http://schemas.microsoft.com/office/word/2010/wordprocessingDrawing" xmlns:wp="http://schemas.openxmlformats.org/drawingml/2006/wordprocessingDrawing" xmlns:w10="urn:schemas-microsoft-com:office:word" xmlns:w="http://schemas.openxmlformats.org/wordprocessingml/2006/main" xmlns:w14="http://schemas.microsoft.com/office/word/2010/wordml" xmlns:w15="http://schemas.microsoft.com/office/word/2012/wordml" xmlns:w16cex="http://schemas.microsoft.com/office/word/2018/wordml/cex" xmlns:w16cid="http://schemas.microsoft.com/office/word/2016/wordml/cid" xmlns:w16="http://schemas.microsoft.com/office/word/2018/wordml" xmlns:w16du="http://schemas.microsoft.com/office/word/2023/wordml/word16du" xmlns:w16sdtdh="http://schemas.microsoft.com/office/word/2020/wordml/sdtdatahash" xmlns:w16sdtfl="http://schemas.microsoft.com/office/word/2024/wordml/sdtformatlock" xmlns:w16se="http://schemas.microsoft.com/office/word/2015/wordml/symex" xmlns:wpg="http://schemas.microsoft.com/office/word/2010/wordprocessingGroup" xmlns:wpi="http://schemas.microsoft.com/office/word/2010/wordprocessingInk" xmlns:wne="http://schemas.microsoft.com/office/word/2006/wordml" xmlns:wps="http://schemas.microsoft.com/office/word/2010/wordprocessingShape" mc:Ignorable="w14 w15 w16se w16cid w16 w16cex w16sdtdh w16sdtfl w16du wp14">
+<w:footnotes xmlns:wpc="http://schemas.microsoft.com/office/word/2010/wordprocessingCanvas" xmlns:cx="http://schemas.microsoft.com/office/drawing/2014/chartex" xmlns:cx1="http://schemas.microsoft.com/office/drawing/2015/9/8/chartex" xmlns:cx2="http://schemas.microsoft.com/office/drawing/2015/10/21/chartex" xmlns:cx3="http://schemas.microsoft.com/office/drawing/2016/5/9/chartex" xmlns:cx4="http://schemas.microsoft.com/office/drawing/2016/5/10/chartex" xmlns:cx5="http://schemas.microsoft.com/office/drawing/2016/5/11/chartex" xmlns:cx6="http://schemas.microsoft.com/office/drawing/2016/5/12/chartex" xmlns:cx7="http://schemas.microsoft.com/office/drawing/2016/5/13/chartex" xmlns:cx8="http://schemas.microsoft.com/office/drawing/2016/5/14/chartex" xmlns:mc="http://schemas.openxmlformats.org/markup-compatibility/2006" xmlns:aink="http://schemas.microsoft.com/office/drawing/2016/ink" xmlns:am3d="http://schemas.microsoft.com/office/drawing/2017/model3d" xmlns:o="urn:schemas-microsoft-com:office:office" xmlns:r="http://schemas.openxmlformats.org/officeDocument/2006/relationships" xmlns:m="http://schemas.openxmlformats.org/officeDocument/2006/math" xmlns:v="urn:schemas-microsoft-com:vml" xmlns:wp14="http://schemas.microsoft.com/office/word/2010/wordprocessingDrawing" xmlns:wp="http://schemas.openxmlformats.org/drawingml/2006/wordprocessingDrawing" xmlns:w10="urn:schemas-microsoft-com:office:word" xmlns:w="http://schemas.openxmlformats.org/wordprocessingml/2006/main" xmlns:w14="http://schemas.microsoft.com/office/word/2010/wordml" xmlns:w15="http://schemas.microsoft.com/office/word/2012/wordml" xmlns:w16cex="http://schemas.microsoft.com/office/word/2018/wordml/cex" xmlns:w16cid="http://schemas.microsoft.com/office/word/2016/wordml/cid" xmlns:w16="http://schemas.microsoft.com/office/word/2018/wordml" xmlns:w16sdtdh="http://schemas.microsoft.com/office/word/2020/wordml/sdtdatahash" xmlns:w16se="http://schemas.microsoft.com/office/word/2015/wordml/symex" xmlns:wpg="http://schemas.microsoft.com/office/word/2010/wordprocessingGroup" xmlns:wpi="http://schemas.microsoft.com/office/word/2010/wordprocessingInk" xmlns:wne="http://schemas.microsoft.com/office/word/2006/wordml" xmlns:wps="http://schemas.microsoft.com/office/word/2010/wordprocessingShape" mc:Ignorable="w14 w15 w16se w16cid w16 w16cex w16sdtdh wp14">
   <w:footnote w:type="separator" w:id="-1">
     <w:p>
       <w:pPr>
@@ -13393,7 +13922,7 @@
 </file>
 
 <file path=word/header1.xml><?xml version="1.0" encoding="utf-8"?>
-<w:hdr xmlns:wpc="http://schemas.microsoft.com/office/word/2010/wordprocessingCanvas" xmlns:cx="http://schemas.microsoft.com/office/drawing/2014/chartex" xmlns:cx1="http://schemas.microsoft.com/office/drawing/2015/9/8/chartex" xmlns:cx2="http://schemas.microsoft.com/office/drawing/2015/10/21/chartex" xmlns:cx3="http://schemas.microsoft.com/office/drawing/2016/5/9/chartex" xmlns:cx4="http://schemas.microsoft.com/office/drawing/2016/5/10/chartex" xmlns:cx5="http://schemas.microsoft.com/office/drawing/2016/5/11/chartex" xmlns:cx6="http://schemas.microsoft.com/office/drawing/2016/5/12/chartex" xmlns:cx7="http://schemas.microsoft.com/office/drawing/2016/5/13/chartex" xmlns:cx8="http://schemas.microsoft.com/office/drawing/2016/5/14/chartex" xmlns:mc="http://schemas.openxmlformats.org/markup-compatibility/2006" xmlns:aink="http://schemas.microsoft.com/office/drawing/2016/ink" xmlns:am3d="http://schemas.microsoft.com/office/drawing/2017/model3d" xmlns:o="urn:schemas-microsoft-com:office:office" xmlns:oel="http://schemas.microsoft.com/office/2019/extlst" xmlns:r="http://schemas.openxmlformats.org/officeDocument/2006/relationships" xmlns:m="http://schemas.openxmlformats.org/officeDocument/2006/math" xmlns:v="urn:schemas-microsoft-com:vml" xmlns:wp14="http://schemas.microsoft.com/office/word/2010/wordprocessingDrawing" xmlns:wp="http://schemas.openxmlformats.org/drawingml/2006/wordprocessingDrawing" xmlns:w10="urn:schemas-microsoft-com:office:word" xmlns:w="http://schemas.openxmlformats.org/wordprocessingml/2006/main" xmlns:w14="http://schemas.microsoft.com/office/word/2010/wordml" xmlns:w15="http://schemas.microsoft.com/office/word/2012/wordml" xmlns:w16cex="http://schemas.microsoft.com/office/word/2018/wordml/cex" xmlns:w16cid="http://schemas.microsoft.com/office/word/2016/wordml/cid" xmlns:w16="http://schemas.microsoft.com/office/word/2018/wordml" xmlns:w16du="http://schemas.microsoft.com/office/word/2023/wordml/word16du" xmlns:w16sdtdh="http://schemas.microsoft.com/office/word/2020/wordml/sdtdatahash" xmlns:w16sdtfl="http://schemas.microsoft.com/office/word/2024/wordml/sdtformatlock" xmlns:w16se="http://schemas.microsoft.com/office/word/2015/wordml/symex" xmlns:wpg="http://schemas.microsoft.com/office/word/2010/wordprocessingGroup" xmlns:wpi="http://schemas.microsoft.com/office/word/2010/wordprocessingInk" xmlns:wne="http://schemas.microsoft.com/office/word/2006/wordml" xmlns:wps="http://schemas.microsoft.com/office/word/2010/wordprocessingShape" mc:Ignorable="w14 w15 w16se w16cid w16 w16cex w16sdtdh w16sdtfl w16du wp14">
+<w:hdr xmlns:wpc="http://schemas.microsoft.com/office/word/2010/wordprocessingCanvas" xmlns:cx="http://schemas.microsoft.com/office/drawing/2014/chartex" xmlns:cx1="http://schemas.microsoft.com/office/drawing/2015/9/8/chartex" xmlns:cx2="http://schemas.microsoft.com/office/drawing/2015/10/21/chartex" xmlns:cx3="http://schemas.microsoft.com/office/drawing/2016/5/9/chartex" xmlns:cx4="http://schemas.microsoft.com/office/drawing/2016/5/10/chartex" xmlns:cx5="http://schemas.microsoft.com/office/drawing/2016/5/11/chartex" xmlns:cx6="http://schemas.microsoft.com/office/drawing/2016/5/12/chartex" xmlns:cx7="http://schemas.microsoft.com/office/drawing/2016/5/13/chartex" xmlns:cx8="http://schemas.microsoft.com/office/drawing/2016/5/14/chartex" xmlns:mc="http://schemas.openxmlformats.org/markup-compatibility/2006" xmlns:aink="http://schemas.microsoft.com/office/drawing/2016/ink" xmlns:am3d="http://schemas.microsoft.com/office/drawing/2017/model3d" xmlns:o="urn:schemas-microsoft-com:office:office" xmlns:r="http://schemas.openxmlformats.org/officeDocument/2006/relationships" xmlns:m="http://schemas.openxmlformats.org/officeDocument/2006/math" xmlns:v="urn:schemas-microsoft-com:vml" xmlns:wp14="http://schemas.microsoft.com/office/word/2010/wordprocessingDrawing" xmlns:wp="http://schemas.openxmlformats.org/drawingml/2006/wordprocessingDrawing" xmlns:w10="urn:schemas-microsoft-com:office:word" xmlns:w="http://schemas.openxmlformats.org/wordprocessingml/2006/main" xmlns:w14="http://schemas.microsoft.com/office/word/2010/wordml" xmlns:w15="http://schemas.microsoft.com/office/word/2012/wordml" xmlns:w16cex="http://schemas.microsoft.com/office/word/2018/wordml/cex" xmlns:w16cid="http://schemas.microsoft.com/office/word/2016/wordml/cid" xmlns:w16="http://schemas.microsoft.com/office/word/2018/wordml" xmlns:w16sdtdh="http://schemas.microsoft.com/office/word/2020/wordml/sdtdatahash" xmlns:w16se="http://schemas.microsoft.com/office/word/2015/wordml/symex" xmlns:wpg="http://schemas.microsoft.com/office/word/2010/wordprocessingGroup" xmlns:wpi="http://schemas.microsoft.com/office/word/2010/wordprocessingInk" xmlns:wne="http://schemas.microsoft.com/office/word/2006/wordml" xmlns:wps="http://schemas.microsoft.com/office/word/2010/wordprocessingShape" mc:Ignorable="w14 w15 w16se w16cid w16 w16cex w16sdtdh wp14">
   <w:p>
     <w:pPr>
       <w:pStyle w:val="Header"/>
@@ -13403,7 +13932,7 @@
 </file>
 
 <file path=word/header2.xml><?xml version="1.0" encoding="utf-8"?>
-<w:hdr xmlns:wpc="http://schemas.microsoft.com/office/word/2010/wordprocessingCanvas" xmlns:cx="http://schemas.microsoft.com/office/drawing/2014/chartex" xmlns:cx1="http://schemas.microsoft.com/office/drawing/2015/9/8/chartex" xmlns:cx2="http://schemas.microsoft.com/office/drawing/2015/10/21/chartex" xmlns:cx3="http://schemas.microsoft.com/office/drawing/2016/5/9/chartex" xmlns:cx4="http://schemas.microsoft.com/office/drawing/2016/5/10/chartex" xmlns:cx5="http://schemas.microsoft.com/office/drawing/2016/5/11/chartex" xmlns:cx6="http://schemas.microsoft.com/office/drawing/2016/5/12/chartex" xmlns:cx7="http://schemas.microsoft.com/office/drawing/2016/5/13/chartex" xmlns:cx8="http://schemas.microsoft.com/office/drawing/2016/5/14/chartex" xmlns:mc="http://schemas.openxmlformats.org/markup-compatibility/2006" xmlns:aink="http://schemas.microsoft.com/office/drawing/2016/ink" xmlns:am3d="http://schemas.microsoft.com/office/drawing/2017/model3d" xmlns:o="urn:schemas-microsoft-com:office:office" xmlns:oel="http://schemas.microsoft.com/office/2019/extlst" xmlns:r="http://schemas.openxmlformats.org/officeDocument/2006/relationships" xmlns:m="http://schemas.openxmlformats.org/officeDocument/2006/math" xmlns:v="urn:schemas-microsoft-com:vml" xmlns:wp14="http://schemas.microsoft.com/office/word/2010/wordprocessingDrawing" xmlns:wp="http://schemas.openxmlformats.org/drawingml/2006/wordprocessingDrawing" xmlns:w10="urn:schemas-microsoft-com:office:word" xmlns:w="http://schemas.openxmlformats.org/wordprocessingml/2006/main" xmlns:w14="http://schemas.microsoft.com/office/word/2010/wordml" xmlns:w15="http://schemas.microsoft.com/office/word/2012/wordml" xmlns:w16cex="http://schemas.microsoft.com/office/word/2018/wordml/cex" xmlns:w16cid="http://schemas.microsoft.com/office/word/2016/wordml/cid" xmlns:w16="http://schemas.microsoft.com/office/word/2018/wordml" xmlns:w16du="http://schemas.microsoft.com/office/word/2023/wordml/word16du" xmlns:w16sdtdh="http://schemas.microsoft.com/office/word/2020/wordml/sdtdatahash" xmlns:w16sdtfl="http://schemas.microsoft.com/office/word/2024/wordml/sdtformatlock" xmlns:w16se="http://schemas.microsoft.com/office/word/2015/wordml/symex" xmlns:wpg="http://schemas.microsoft.com/office/word/2010/wordprocessingGroup" xmlns:wpi="http://schemas.microsoft.com/office/word/2010/wordprocessingInk" xmlns:wne="http://schemas.microsoft.com/office/word/2006/wordml" xmlns:wps="http://schemas.microsoft.com/office/word/2010/wordprocessingShape" mc:Ignorable="w14 w15 w16se w16cid w16 w16cex w16sdtdh w16sdtfl w16du wp14">
+<w:hdr xmlns:wpc="http://schemas.microsoft.com/office/word/2010/wordprocessingCanvas" xmlns:cx="http://schemas.microsoft.com/office/drawing/2014/chartex" xmlns:cx1="http://schemas.microsoft.com/office/drawing/2015/9/8/chartex" xmlns:cx2="http://schemas.microsoft.com/office/drawing/2015/10/21/chartex" xmlns:cx3="http://schemas.microsoft.com/office/drawing/2016/5/9/chartex" xmlns:cx4="http://schemas.microsoft.com/office/drawing/2016/5/10/chartex" xmlns:cx5="http://schemas.microsoft.com/office/drawing/2016/5/11/chartex" xmlns:cx6="http://schemas.microsoft.com/office/drawing/2016/5/12/chartex" xmlns:cx7="http://schemas.microsoft.com/office/drawing/2016/5/13/chartex" xmlns:cx8="http://schemas.microsoft.com/office/drawing/2016/5/14/chartex" xmlns:mc="http://schemas.openxmlformats.org/markup-compatibility/2006" xmlns:aink="http://schemas.microsoft.com/office/drawing/2016/ink" xmlns:am3d="http://schemas.microsoft.com/office/drawing/2017/model3d" xmlns:o="urn:schemas-microsoft-com:office:office" xmlns:r="http://schemas.openxmlformats.org/officeDocument/2006/relationships" xmlns:m="http://schemas.openxmlformats.org/officeDocument/2006/math" xmlns:v="urn:schemas-microsoft-com:vml" xmlns:wp14="http://schemas.microsoft.com/office/word/2010/wordprocessingDrawing" xmlns:wp="http://schemas.openxmlformats.org/drawingml/2006/wordprocessingDrawing" xmlns:w10="urn:schemas-microsoft-com:office:word" xmlns:w="http://schemas.openxmlformats.org/wordprocessingml/2006/main" xmlns:w14="http://schemas.microsoft.com/office/word/2010/wordml" xmlns:w15="http://schemas.microsoft.com/office/word/2012/wordml" xmlns:w16cex="http://schemas.microsoft.com/office/word/2018/wordml/cex" xmlns:w16cid="http://schemas.microsoft.com/office/word/2016/wordml/cid" xmlns:w16="http://schemas.microsoft.com/office/word/2018/wordml" xmlns:w16sdtdh="http://schemas.microsoft.com/office/word/2020/wordml/sdtdatahash" xmlns:w16se="http://schemas.microsoft.com/office/word/2015/wordml/symex" xmlns:wpg="http://schemas.microsoft.com/office/word/2010/wordprocessingGroup" xmlns:wpi="http://schemas.microsoft.com/office/word/2010/wordprocessingInk" xmlns:wne="http://schemas.microsoft.com/office/word/2006/wordml" xmlns:wps="http://schemas.microsoft.com/office/word/2010/wordprocessingShape" mc:Ignorable="w14 w15 w16se w16cid w16 w16cex w16sdtdh wp14">
   <w:p>
     <w:pPr>
       <w:pStyle w:val="Header"/>
@@ -13413,7 +13942,7 @@
 </file>
 
 <file path=word/numbering.xml><?xml version="1.0" encoding="utf-8"?>
-<w:numbering xmlns:wpc="http://schemas.microsoft.com/office/word/2010/wordprocessingCanvas" xmlns:cx="http://schemas.microsoft.com/office/drawing/2014/chartex" xmlns:cx1="http://schemas.microsoft.com/office/drawing/2015/9/8/chartex" xmlns:cx2="http://schemas.microsoft.com/office/drawing/2015/10/21/chartex" xmlns:cx3="http://schemas.microsoft.com/office/drawing/2016/5/9/chartex" xmlns:cx4="http://schemas.microsoft.com/office/drawing/2016/5/10/chartex" xmlns:cx5="http://schemas.microsoft.com/office/drawing/2016/5/11/chartex" xmlns:cx6="http://schemas.microsoft.com/office/drawing/2016/5/12/chartex" xmlns:cx7="http://schemas.microsoft.com/office/drawing/2016/5/13/chartex" xmlns:cx8="http://schemas.microsoft.com/office/drawing/2016/5/14/chartex" xmlns:mc="http://schemas.openxmlformats.org/markup-compatibility/2006" xmlns:aink="http://schemas.microsoft.com/office/drawing/2016/ink" xmlns:am3d="http://schemas.microsoft.com/office/drawing/2017/model3d" xmlns:o="urn:schemas-microsoft-com:office:office" xmlns:oel="http://schemas.microsoft.com/office/2019/extlst" xmlns:r="http://schemas.openxmlformats.org/officeDocument/2006/relationships" xmlns:m="http://schemas.openxmlformats.org/officeDocument/2006/math" xmlns:v="urn:schemas-microsoft-com:vml" xmlns:wp14="http://schemas.microsoft.com/office/word/2010/wordprocessingDrawing" xmlns:wp="http://schemas.openxmlformats.org/drawingml/2006/wordprocessingDrawing" xmlns:w10="urn:schemas-microsoft-com:office:word" xmlns:w="http://schemas.openxmlformats.org/wordprocessingml/2006/main" xmlns:w14="http://schemas.microsoft.com/office/word/2010/wordml" xmlns:w15="http://schemas.microsoft.com/office/word/2012/wordml" xmlns:w16cex="http://schemas.microsoft.com/office/word/2018/wordml/cex" xmlns:w16cid="http://schemas.microsoft.com/office/word/2016/wordml/cid" xmlns:w16="http://schemas.microsoft.com/office/word/2018/wordml" xmlns:w16du="http://schemas.microsoft.com/office/word/2023/wordml/word16du" xmlns:w16sdtdh="http://schemas.microsoft.com/office/word/2020/wordml/sdtdatahash" xmlns:w16sdtfl="http://schemas.microsoft.com/office/word/2024/wordml/sdtformatlock" xmlns:w16se="http://schemas.microsoft.com/office/word/2015/wordml/symex" xmlns:wpg="http://schemas.microsoft.com/office/word/2010/wordprocessingGroup" xmlns:wpi="http://schemas.microsoft.com/office/word/2010/wordprocessingInk" xmlns:wne="http://schemas.microsoft.com/office/word/2006/wordml" xmlns:wps="http://schemas.microsoft.com/office/word/2010/wordprocessingShape" mc:Ignorable="w14 w15 w16se w16cid w16 w16cex w16sdtdh w16sdtfl w16du wp14">
+<w:numbering xmlns:wpc="http://schemas.microsoft.com/office/word/2010/wordprocessingCanvas" xmlns:cx="http://schemas.microsoft.com/office/drawing/2014/chartex" xmlns:cx1="http://schemas.microsoft.com/office/drawing/2015/9/8/chartex" xmlns:cx2="http://schemas.microsoft.com/office/drawing/2015/10/21/chartex" xmlns:cx3="http://schemas.microsoft.com/office/drawing/2016/5/9/chartex" xmlns:cx4="http://schemas.microsoft.com/office/drawing/2016/5/10/chartex" xmlns:cx5="http://schemas.microsoft.com/office/drawing/2016/5/11/chartex" xmlns:cx6="http://schemas.microsoft.com/office/drawing/2016/5/12/chartex" xmlns:cx7="http://schemas.microsoft.com/office/drawing/2016/5/13/chartex" xmlns:cx8="http://schemas.microsoft.com/office/drawing/2016/5/14/chartex" xmlns:mc="http://schemas.openxmlformats.org/markup-compatibility/2006" xmlns:aink="http://schemas.microsoft.com/office/drawing/2016/ink" xmlns:am3d="http://schemas.microsoft.com/office/drawing/2017/model3d" xmlns:o="urn:schemas-microsoft-com:office:office" xmlns:r="http://schemas.openxmlformats.org/officeDocument/2006/relationships" xmlns:m="http://schemas.openxmlformats.org/officeDocument/2006/math" xmlns:v="urn:schemas-microsoft-com:vml" xmlns:wp14="http://schemas.microsoft.com/office/word/2010/wordprocessingDrawing" xmlns:wp="http://schemas.openxmlformats.org/drawingml/2006/wordprocessingDrawing" xmlns:w10="urn:schemas-microsoft-com:office:word" xmlns:w="http://schemas.openxmlformats.org/wordprocessingml/2006/main" xmlns:w14="http://schemas.microsoft.com/office/word/2010/wordml" xmlns:w15="http://schemas.microsoft.com/office/word/2012/wordml" xmlns:w16cex="http://schemas.microsoft.com/office/word/2018/wordml/cex" xmlns:w16cid="http://schemas.microsoft.com/office/word/2016/wordml/cid" xmlns:w16="http://schemas.microsoft.com/office/word/2018/wordml" xmlns:w16sdtdh="http://schemas.microsoft.com/office/word/2020/wordml/sdtdatahash" xmlns:w16se="http://schemas.microsoft.com/office/word/2015/wordml/symex" xmlns:wpg="http://schemas.microsoft.com/office/word/2010/wordprocessingGroup" xmlns:wpi="http://schemas.microsoft.com/office/word/2010/wordprocessingInk" xmlns:wne="http://schemas.microsoft.com/office/word/2006/wordml" xmlns:wps="http://schemas.microsoft.com/office/word/2010/wordprocessingShape" mc:Ignorable="w14 w15 w16se w16cid w16 w16cex w16sdtdh wp14">
   <w:abstractNum w:abstractNumId="0" w15:restartNumberingAfterBreak="0">
     <w:nsid w:val="06C72BF4"/>
     <w:multiLevelType w:val="multilevel"/>
@@ -14439,38 +14968,38 @@
       </w:pPr>
     </w:lvl>
   </w:abstractNum>
-  <w:num w:numId="1" w16cid:durableId="1227296373">
+  <w:num w:numId="1">
     <w:abstractNumId w:val="2"/>
   </w:num>
-  <w:num w:numId="2" w16cid:durableId="1183208545">
+  <w:num w:numId="2">
     <w:abstractNumId w:val="6"/>
   </w:num>
-  <w:num w:numId="3" w16cid:durableId="1904756190">
+  <w:num w:numId="3">
     <w:abstractNumId w:val="5"/>
   </w:num>
-  <w:num w:numId="4" w16cid:durableId="139032191">
+  <w:num w:numId="4">
     <w:abstractNumId w:val="0"/>
   </w:num>
-  <w:num w:numId="5" w16cid:durableId="1544169723">
+  <w:num w:numId="5">
     <w:abstractNumId w:val="7"/>
   </w:num>
-  <w:num w:numId="6" w16cid:durableId="1853102854">
+  <w:num w:numId="6">
     <w:abstractNumId w:val="3"/>
   </w:num>
-  <w:num w:numId="7" w16cid:durableId="1107965166">
+  <w:num w:numId="7">
     <w:abstractNumId w:val="8"/>
   </w:num>
-  <w:num w:numId="8" w16cid:durableId="962728227">
+  <w:num w:numId="8">
     <w:abstractNumId w:val="1"/>
   </w:num>
-  <w:num w:numId="9" w16cid:durableId="1611552245">
+  <w:num w:numId="9">
     <w:abstractNumId w:val="4"/>
   </w:num>
 </w:numbering>
 </file>
 
 <file path=word/styles.xml><?xml version="1.0" encoding="utf-8"?>
-<w:styles xmlns:mc="http://schemas.openxmlformats.org/markup-compatibility/2006" xmlns:r="http://schemas.openxmlformats.org/officeDocument/2006/relationships" xmlns:w="http://schemas.openxmlformats.org/wordprocessingml/2006/main" xmlns:w14="http://schemas.microsoft.com/office/word/2010/wordml" xmlns:w15="http://schemas.microsoft.com/office/word/2012/wordml" xmlns:w16cex="http://schemas.microsoft.com/office/word/2018/wordml/cex" xmlns:w16cid="http://schemas.microsoft.com/office/word/2016/wordml/cid" xmlns:w16="http://schemas.microsoft.com/office/word/2018/wordml" xmlns:w16du="http://schemas.microsoft.com/office/word/2023/wordml/word16du" xmlns:w16sdtdh="http://schemas.microsoft.com/office/word/2020/wordml/sdtdatahash" xmlns:w16sdtfl="http://schemas.microsoft.com/office/word/2024/wordml/sdtformatlock" xmlns:w16se="http://schemas.microsoft.com/office/word/2015/wordml/symex" mc:Ignorable="w14 w15 w16se w16cid w16 w16cex w16sdtdh w16sdtfl w16du">
+<w:styles xmlns:mc="http://schemas.openxmlformats.org/markup-compatibility/2006" xmlns:r="http://schemas.openxmlformats.org/officeDocument/2006/relationships" xmlns:w="http://schemas.openxmlformats.org/wordprocessingml/2006/main" xmlns:w14="http://schemas.microsoft.com/office/word/2010/wordml" xmlns:w15="http://schemas.microsoft.com/office/word/2012/wordml" xmlns:w16cex="http://schemas.microsoft.com/office/word/2018/wordml/cex" xmlns:w16cid="http://schemas.microsoft.com/office/word/2016/wordml/cid" xmlns:w16="http://schemas.microsoft.com/office/word/2018/wordml" xmlns:w16sdtdh="http://schemas.microsoft.com/office/word/2020/wordml/sdtdatahash" xmlns:w16se="http://schemas.microsoft.com/office/word/2015/wordml/symex" mc:Ignorable="w14 w15 w16se w16cid w16 w16cex w16sdtdh">
   <w:docDefaults>
     <w:rPrDefault>
       <w:rPr>
@@ -15983,6 +16512,31 @@
 </a:theme>
 </file>
 
+<file path=word/webextensions/taskpanes.xml><?xml version="1.0" encoding="utf-8"?>
+<wetp:taskpanes xmlns:wetp="http://schemas.microsoft.com/office/webextensions/taskpanes/2010/11">
+  <wetp:taskpane dockstate="right" visibility="0" width="525" row="1">
+    <wetp:webextensionref xmlns:r="http://schemas.openxmlformats.org/officeDocument/2006/relationships" r:id="rId1"/>
+  </wetp:taskpane>
+</wetp:taskpanes>
+</file>
+
+<file path=word/webextensions/webextension1.xml><?xml version="1.0" encoding="utf-8"?>
+<we:webextension xmlns:we="http://schemas.microsoft.com/office/webextensions/webextension/2010/11" id="{F5D9DC15-EB84-4984-AC20-6DE370482D0E}">
+  <we:reference id="wa104382081" version="1.55.1.0" store="en-US" storeType="OMEX"/>
+  <we:alternateReferences>
+    <we:reference id="wa104382081" version="1.55.1.0" store="WA104382081" storeType="OMEX"/>
+  </we:alternateReferences>
+  <we:properties>
+    <we:property name="MENDELEY_CITATIONS" value="[]"/>
+    <we:property name="MENDELEY_CITATIONS_STYLE" value="{&quot;id&quot;:&quot;https://www.zotero.org/styles/apa&quot;,&quot;title&quot;:&quot;APA Style 7th edition&quot;,&quot;format&quot;:&quot;author-date&quot;,&quot;defaultLocale&quot;:null,&quot;isLocaleCodeValid&quot;:true}"/>
+    <we:property name="MENDELEY_BIBLIOGRAPHY_IS_DIRTY" value="true"/>
+    <we:property name="MENDELEY_BIBLIOGRAPHY_LAST_MODIFIED" value="1777863105394"/>
+  </we:properties>
+  <we:bindings/>
+  <we:snapshot xmlns:r="http://schemas.openxmlformats.org/officeDocument/2006/relationships"/>
+</we:webextension>
+</file>
+
 <file path=customXml/item1.xml><?xml version="1.0" encoding="utf-8"?>
 <b:Sources xmlns:b="http://schemas.openxmlformats.org/officeDocument/2006/bibliography" xmlns="http://schemas.openxmlformats.org/officeDocument/2006/bibliography" SelectedStyle="\APASixthEditionOfficeOnline.xsl" StyleName="APA" Version="6"/>
 </file>
